--- a/ind/docx/015.content.docx
+++ b/ind/docx/015.content.docx
@@ -150,26 +150,6 @@
           <w:lang w:val="id_ID" w:bidi="id_ID"/>
         </w:rPr>
         <w:t>R</w:t>
-      </w:r>
-      <w:r>
-        <w:rPr>
-          <w:lang w:val="id_ID" w:bidi="id_ID"/>
-        </w:rPr>
-      </w:r>
-    </w:p>
-    <w:p>
-      <w:pPr/>
-      <w:r>
-        <w:rPr>
-          <w:lang w:val="id_ID" w:bidi="id_ID"/>
-        </w:rPr>
-      </w:r>
-      <w:r>
-        <w:rPr>
-          <w:i/>
-          <w:lang w:val="id_ID" w:bidi="id_ID"/>
-        </w:rPr>
-        <w:t>Raja, Rasul, Kerasulan, Roma, Kota, Rumah dan Tempat Tinggal</w:t>
       </w:r>
       <w:r>
         <w:rPr>

--- a/ind/docx/015.content.docx
+++ b/ind/docx/015.content.docx
@@ -19,7 +19,7 @@
         <w:rPr>
           <w:lang w:val="id_ID" w:bidi="id_ID"/>
         </w:rPr>
-        <w:t>Resource: Kamus Alkitab (Tyndale)</w:t>
+        <w:t>Resource: Tyndale Open Bible Dictionary</w:t>
       </w:r>
       <w:r>
         <w:rPr>
@@ -112,7 +112,7 @@
         <w:rPr>
           <w:lang w:val="id_ID" w:bidi="id_ID"/>
         </w:rPr>
-        <w:t>Kamus Alkitab (Tyndale)</w:t>
+        <w:t>Tyndale Open Bible Dictionary</w:t>
       </w:r>
     </w:p>
     <w:p>

--- a/ind/docx/015.content.docx
+++ b/ind/docx/015.content.docx
@@ -19,7 +19,7 @@
         <w:rPr>
           <w:lang w:val="id_ID" w:bidi="id_ID"/>
         </w:rPr>
-        <w:t>Resource: Tyndale Open Bible Dictionary</w:t>
+        <w:t>Resource: Aquifer Open Bible Dictionary</w:t>
       </w:r>
       <w:r>
         <w:rPr>
@@ -112,7 +112,7 @@
         <w:rPr>
           <w:lang w:val="id_ID" w:bidi="id_ID"/>
         </w:rPr>
-        <w:t>Tyndale Open Bible Dictionary</w:t>
+        <w:t>Aquifer Open Bible Dictionary</w:t>
       </w:r>
     </w:p>
     <w:p>

--- a/ind/docx/015.content.docx
+++ b/ind/docx/015.content.docx
@@ -246,18 +246,12 @@
         </w:rPr>
         <w:t xml:space="preserve"> (raja) muncul lebih dari 2.000 kali dalam Perjanjian Lama Ibrani. Ini dapat merujuk kepada Allah (</w:t>
       </w:r>
-      <w:hyperlink r:id="rId13">
-        <w:r>
-          <w:rPr>
-            <w:lang w:val="id_ID" w:bidi="id_ID"/>
-          </w:rPr>
-          <w:rPr>
-            <w:color w:val="0000EE"/>
-            <w:u w:val="single"/>
-          </w:rPr>
-          <w:t>Mzm. 95:3</w:t>
-        </w:r>
-      </w:hyperlink>
+      <w:r>
+        <w:rPr>
+          <w:lang w:val="id_ID" w:bidi="id_ID"/>
+        </w:rPr>
+        <w:t>Mzm. 95:3</w:t>
+      </w:r>
       <w:r>
         <w:rPr>
           <w:lang w:val="id_ID" w:bidi="id_ID"/>
@@ -277,36 +271,24 @@
         </w:rPr>
         <w:t xml:space="preserve"> menunjuk pada penguasa suatu suku (“raja-raja Midian,” </w:t>
       </w:r>
-      <w:hyperlink r:id="rId14">
-        <w:r>
-          <w:rPr>
-            <w:lang w:val="id_ID" w:bidi="id_ID"/>
-          </w:rPr>
-          <w:rPr>
-            <w:color w:val="0000EE"/>
-            <w:u w:val="single"/>
-          </w:rPr>
-          <w:t>Bil. 31:8</w:t>
-        </w:r>
-      </w:hyperlink>
+      <w:r>
+        <w:rPr>
+          <w:lang w:val="id_ID" w:bidi="id_ID"/>
+        </w:rPr>
+        <w:t>Bil. 31:8</w:t>
+      </w:r>
       <w:r>
         <w:rPr>
           <w:lang w:val="id_ID" w:bidi="id_ID"/>
         </w:rPr>
         <w:t xml:space="preserve">), sebuah kota (Yerikho, Ai; bdk. </w:t>
       </w:r>
-      <w:hyperlink r:id="rId15">
-        <w:r>
-          <w:rPr>
-            <w:lang w:val="id_ID" w:bidi="id_ID"/>
-          </w:rPr>
-          <w:rPr>
-            <w:color w:val="0000EE"/>
-            <w:u w:val="single"/>
-          </w:rPr>
-          <w:t>Yos. 12:9–24</w:t>
-        </w:r>
-      </w:hyperlink>
+      <w:r>
+        <w:rPr>
+          <w:lang w:val="id_ID" w:bidi="id_ID"/>
+        </w:rPr>
+        <w:t>Yos. 12:9–24</w:t>
+      </w:r>
       <w:r>
         <w:rPr>
           <w:lang w:val="id_ID" w:bidi="id_ID"/>
@@ -352,36 +334,24 @@
         </w:rPr>
         <w:t xml:space="preserve"> atas Israel (</w:t>
       </w:r>
-      <w:hyperlink r:id="rId16">
-        <w:r>
-          <w:rPr>
-            <w:lang w:val="id_ID" w:bidi="id_ID"/>
-          </w:rPr>
-          <w:rPr>
-            <w:color w:val="0000EE"/>
-            <w:u w:val="single"/>
-          </w:rPr>
-          <w:t>1Sam. 10:1</w:t>
-        </w:r>
-      </w:hyperlink>
+      <w:r>
+        <w:rPr>
+          <w:lang w:val="id_ID" w:bidi="id_ID"/>
+        </w:rPr>
+        <w:t>1Sam. 10:1</w:t>
+      </w:r>
       <w:r>
         <w:rPr>
           <w:lang w:val="id_ID" w:bidi="id_ID"/>
         </w:rPr>
         <w:t xml:space="preserve">; </w:t>
       </w:r>
-      <w:hyperlink r:id="rId17">
-        <w:r>
-          <w:rPr>
-            <w:lang w:val="id_ID" w:bidi="id_ID"/>
-          </w:rPr>
-          <w:rPr>
-            <w:color w:val="0000EE"/>
-            <w:u w:val="single"/>
-          </w:rPr>
-          <w:t>16:13</w:t>
-        </w:r>
-      </w:hyperlink>
+      <w:r>
+        <w:rPr>
+          <w:lang w:val="id_ID" w:bidi="id_ID"/>
+        </w:rPr>
+        <w:t>16:13</w:t>
+      </w:r>
       <w:r>
         <w:rPr>
           <w:lang w:val="id_ID" w:bidi="id_ID"/>
@@ -454,54 +424,36 @@
         </w:rPr>
         <w:t>Ungkapan "Raja diatas segala raja," yang dikaitkan dengan Yesus (</w:t>
       </w:r>
-      <w:hyperlink r:id="rId18">
-        <w:r>
-          <w:rPr>
-            <w:lang w:val="id_ID" w:bidi="id_ID"/>
-          </w:rPr>
-          <w:rPr>
-            <w:color w:val="0000EE"/>
-            <w:u w:val="single"/>
-          </w:rPr>
-          <w:t>1Tim. 6:15</w:t>
-        </w:r>
-      </w:hyperlink>
+      <w:r>
+        <w:rPr>
+          <w:lang w:val="id_ID" w:bidi="id_ID"/>
+        </w:rPr>
+        <w:t>1Tim. 6:15</w:t>
+      </w:r>
       <w:r>
         <w:rPr>
           <w:lang w:val="id_ID" w:bidi="id_ID"/>
         </w:rPr>
         <w:t>), adalah ungkapan Ibrani yang berarti raja tertinggi atau terbesar. Misalnya, dalam nubuat Yehezkiel tentang kejatuhan Tirus, Nebukadnezar disebut sebagai "raja segala raja" (</w:t>
       </w:r>
-      <w:hyperlink r:id="rId19">
-        <w:r>
-          <w:rPr>
-            <w:lang w:val="id_ID" w:bidi="id_ID"/>
-          </w:rPr>
-          <w:rPr>
-            <w:color w:val="0000EE"/>
-            <w:u w:val="single"/>
-          </w:rPr>
-          <w:t>Yeh. 26:7</w:t>
-        </w:r>
-      </w:hyperlink>
+      <w:r>
+        <w:rPr>
+          <w:lang w:val="id_ID" w:bidi="id_ID"/>
+        </w:rPr>
+        <w:t>Yeh. 26:7</w:t>
+      </w:r>
       <w:r>
         <w:rPr>
           <w:lang w:val="id_ID" w:bidi="id_ID"/>
         </w:rPr>
         <w:t xml:space="preserve">). Para penguasa besar Asyur dan Babel memperkenalkan gelar ini. Sebelum masa mereka, penguasa disebut "raja" atau "raja besar," seperti dalam </w:t>
       </w:r>
-      <w:hyperlink r:id="rId20">
-        <w:r>
-          <w:rPr>
-            <w:lang w:val="id_ID" w:bidi="id_ID"/>
-          </w:rPr>
-          <w:rPr>
-            <w:color w:val="0000EE"/>
-            <w:u w:val="single"/>
-          </w:rPr>
-          <w:t>2Raj. 18:28</w:t>
-        </w:r>
-      </w:hyperlink>
+      <w:r>
+        <w:rPr>
+          <w:lang w:val="id_ID" w:bidi="id_ID"/>
+        </w:rPr>
+        <w:t>2Raj. 18:28</w:t>
+      </w:r>
       <w:r>
         <w:rPr>
           <w:lang w:val="id_ID" w:bidi="id_ID"/>
@@ -545,54 +497,36 @@
         </w:rPr>
         <w:t>Allah memilih Abraham sebagai bapa bangsa-bangsa; melalui dia dan keturunannya, pemerintahan mesianik akan ditegakkan di bumi. Dalam janji-janji-Nya kepada Abraham, Allah berulang kali meyakinkannya bahwa dia akan menjadi bapa sebuah bangsa yang besar, yang kepadanya Allah akan memberikan tanah Kanaan, dan bahwa raja-raja akan dilahirkan dari keturunannya (</w:t>
       </w:r>
-      <w:hyperlink r:id="rId21">
-        <w:r>
-          <w:rPr>
-            <w:lang w:val="id_ID" w:bidi="id_ID"/>
-          </w:rPr>
-          <w:rPr>
-            <w:color w:val="0000EE"/>
-            <w:u w:val="single"/>
-          </w:rPr>
-          <w:t>Kej. 17:6</w:t>
-        </w:r>
-      </w:hyperlink>
+      <w:r>
+        <w:rPr>
+          <w:lang w:val="id_ID" w:bidi="id_ID"/>
+        </w:rPr>
+        <w:t>Kej. 17:6</w:t>
+      </w:r>
       <w:r>
         <w:rPr>
           <w:lang w:val="id_ID" w:bidi="id_ID"/>
         </w:rPr>
         <w:t xml:space="preserve">). Abraham menunjukkan penerimaannya terhadap pemerintahan Allah atas keluarganya dengan menaati perintah Allah untuk disunat, yang memisahkan klan Abraham untuk melayani Allah (ayt. </w:t>
       </w:r>
-      <w:hyperlink r:id="rId22">
-        <w:r>
-          <w:rPr>
-            <w:lang w:val="id_ID" w:bidi="id_ID"/>
-          </w:rPr>
-          <w:rPr>
-            <w:color w:val="0000EE"/>
-            <w:u w:val="single"/>
-          </w:rPr>
-          <w:t>10–14</w:t>
-        </w:r>
-      </w:hyperlink>
+      <w:r>
+        <w:rPr>
+          <w:lang w:val="id_ID" w:bidi="id_ID"/>
+        </w:rPr>
+        <w:t>10–14</w:t>
+      </w:r>
       <w:r>
         <w:rPr>
           <w:lang w:val="id_ID" w:bidi="id_ID"/>
         </w:rPr>
         <w:t xml:space="preserve">). Tujuan utama hubungan Allah dengan Abraham dan keturunannya adalah agar Allah menjadi Raja atas Israel dan agar umat-Nya menunjukkan penerimaan mereka terhadap pemerintahan-Nya dengan ketaatan yang setia kepada-Nya (ayt. </w:t>
       </w:r>
-      <w:hyperlink r:id="rId23">
-        <w:r>
-          <w:rPr>
-            <w:lang w:val="id_ID" w:bidi="id_ID"/>
-          </w:rPr>
-          <w:rPr>
-            <w:color w:val="0000EE"/>
-            <w:u w:val="single"/>
-          </w:rPr>
-          <w:t>9</w:t>
-        </w:r>
-      </w:hyperlink>
+      <w:r>
+        <w:rPr>
+          <w:lang w:val="id_ID" w:bidi="id_ID"/>
+        </w:rPr>
+        <w:t>9</w:t>
+      </w:r>
       <w:r>
         <w:rPr>
           <w:lang w:val="id_ID" w:bidi="id_ID"/>
@@ -639,18 +573,12 @@
         </w:rPr>
         <w:t>" (</w:t>
       </w:r>
-      <w:hyperlink r:id="rId24">
-        <w:r>
-          <w:rPr>
-            <w:lang w:val="id_ID" w:bidi="id_ID"/>
-          </w:rPr>
-          <w:rPr>
-            <w:color w:val="0000EE"/>
-            <w:u w:val="single"/>
-          </w:rPr>
-          <w:t>Kel. 19:5–6</w:t>
-        </w:r>
-      </w:hyperlink>
+      <w:r>
+        <w:rPr>
+          <w:lang w:val="id_ID" w:bidi="id_ID"/>
+        </w:rPr>
+        <w:t>Kel. 19:5–6</w:t>
+      </w:r>
       <w:r>
         <w:rPr>
           <w:lang w:val="id_ID" w:bidi="id_ID"/>
@@ -685,198 +613,132 @@
         </w:rPr>
         <w:t>Tuhan juga menetapkan struktur organisasi yang dirancang untuk mempromosikan tujuan teokratis-Nya. Di padang gurun, Musa dan para pemimpin terpilih Israel (</w:t>
       </w:r>
-      <w:hyperlink r:id="rId25">
-        <w:r>
-          <w:rPr>
-            <w:lang w:val="id_ID" w:bidi="id_ID"/>
-          </w:rPr>
-          <w:rPr>
-            <w:color w:val="0000EE"/>
-            <w:u w:val="single"/>
-          </w:rPr>
-          <w:t>Kel. 18:19–26</w:t>
-        </w:r>
-      </w:hyperlink>
+      <w:r>
+        <w:rPr>
+          <w:lang w:val="id_ID" w:bidi="id_ID"/>
+        </w:rPr>
+        <w:t>Kel. 18:19–26</w:t>
+      </w:r>
       <w:r>
         <w:rPr>
           <w:lang w:val="id_ID" w:bidi="id_ID"/>
         </w:rPr>
         <w:t xml:space="preserve">; </w:t>
       </w:r>
-      <w:hyperlink r:id="rId26">
-        <w:r>
-          <w:rPr>
-            <w:lang w:val="id_ID" w:bidi="id_ID"/>
-          </w:rPr>
-          <w:rPr>
-            <w:color w:val="0000EE"/>
-            <w:u w:val="single"/>
-          </w:rPr>
-          <w:t>Bil. 11:24–25</w:t>
-        </w:r>
-      </w:hyperlink>
+      <w:r>
+        <w:rPr>
+          <w:lang w:val="id_ID" w:bidi="id_ID"/>
+        </w:rPr>
+        <w:t>Bil. 11:24–25</w:t>
+      </w:r>
       <w:r>
         <w:rPr>
           <w:lang w:val="id_ID" w:bidi="id_ID"/>
         </w:rPr>
         <w:t xml:space="preserve">; bdk. </w:t>
       </w:r>
-      <w:hyperlink r:id="rId27">
-        <w:r>
-          <w:rPr>
-            <w:lang w:val="id_ID" w:bidi="id_ID"/>
-          </w:rPr>
-          <w:rPr>
-            <w:color w:val="0000EE"/>
-            <w:u w:val="single"/>
-          </w:rPr>
-          <w:t>Ul. 1:15–18</w:t>
-        </w:r>
-      </w:hyperlink>
+      <w:r>
+        <w:rPr>
+          <w:lang w:val="id_ID" w:bidi="id_ID"/>
+        </w:rPr>
+        <w:t>Ul. 1:15–18</w:t>
+      </w:r>
       <w:r>
         <w:rPr>
           <w:lang w:val="id_ID" w:bidi="id_ID"/>
         </w:rPr>
         <w:t>) berperan sebagai instrumen Allah untuk menegakkan kerajaan-Nya di Israel. Setelah Musa meninggal, Yosua mengambil alih pemerintahan teokratis. Tuhan menyertainya seperti Dia menyertai Musa, dan seluruh Israel mengakui kelanjutan pemerintahan Allahdalam kepemimpinan Yosua (</w:t>
       </w:r>
-      <w:hyperlink r:id="rId28">
-        <w:r>
-          <w:rPr>
-            <w:lang w:val="id_ID" w:bidi="id_ID"/>
-          </w:rPr>
-          <w:rPr>
-            <w:color w:val="0000EE"/>
-            <w:u w:val="single"/>
-          </w:rPr>
-          <w:t>Ul. 34:9</w:t>
-        </w:r>
-      </w:hyperlink>
+      <w:r>
+        <w:rPr>
+          <w:lang w:val="id_ID" w:bidi="id_ID"/>
+        </w:rPr>
+        <w:t>Ul. 34:9</w:t>
+      </w:r>
       <w:r>
         <w:rPr>
           <w:lang w:val="id_ID" w:bidi="id_ID"/>
         </w:rPr>
         <w:t xml:space="preserve">; </w:t>
       </w:r>
-      <w:hyperlink r:id="rId29">
-        <w:r>
-          <w:rPr>
-            <w:lang w:val="id_ID" w:bidi="id_ID"/>
-          </w:rPr>
-          <w:rPr>
-            <w:color w:val="0000EE"/>
-            <w:u w:val="single"/>
-          </w:rPr>
-          <w:t>Yos. 3:7</w:t>
-        </w:r>
-      </w:hyperlink>
+      <w:r>
+        <w:rPr>
+          <w:lang w:val="id_ID" w:bidi="id_ID"/>
+        </w:rPr>
+        <w:t>Yos. 3:7</w:t>
+      </w:r>
       <w:r>
         <w:rPr>
           <w:lang w:val="id_ID" w:bidi="id_ID"/>
         </w:rPr>
         <w:t xml:space="preserve">; </w:t>
       </w:r>
-      <w:hyperlink r:id="rId30">
-        <w:r>
-          <w:rPr>
-            <w:lang w:val="id_ID" w:bidi="id_ID"/>
-          </w:rPr>
-          <w:rPr>
-            <w:color w:val="0000EE"/>
-            <w:u w:val="single"/>
-          </w:rPr>
-          <w:t>4:14</w:t>
-        </w:r>
-      </w:hyperlink>
+      <w:r>
+        <w:rPr>
+          <w:lang w:val="id_ID" w:bidi="id_ID"/>
+        </w:rPr>
+        <w:t>4:14</w:t>
+      </w:r>
       <w:r>
         <w:rPr>
           <w:lang w:val="id_ID" w:bidi="id_ID"/>
         </w:rPr>
         <w:t>). Seperti Musa sebelum kematiannya, Yosua mengingatkan kepemimpinan dan Israel untuk bertahan dalam hubungan perjanjian yang penuh kasih karunia (</w:t>
       </w:r>
-      <w:hyperlink r:id="rId31">
-        <w:r>
-          <w:rPr>
-            <w:lang w:val="id_ID" w:bidi="id_ID"/>
-          </w:rPr>
-          <w:rPr>
-            <w:color w:val="0000EE"/>
-            <w:u w:val="single"/>
-          </w:rPr>
-          <w:t>Yos. 23–24</w:t>
-        </w:r>
-      </w:hyperlink>
+      <w:r>
+        <w:rPr>
+          <w:lang w:val="id_ID" w:bidi="id_ID"/>
+        </w:rPr>
+        <w:t>Yos. 23–24</w:t>
+      </w:r>
       <w:r>
         <w:rPr>
           <w:lang w:val="id_ID" w:bidi="id_ID"/>
         </w:rPr>
         <w:t>). Namun, Israel binasa karena keserakahan, amoralitas, perselisihan, dan penyembahan berhala. Selama periode hakim-hakim, tiap-tiap orang melakukan apa yang benar menurut pandangannya sendiri (</w:t>
       </w:r>
-      <w:hyperlink r:id="rId32">
-        <w:r>
-          <w:rPr>
-            <w:lang w:val="id_ID" w:bidi="id_ID"/>
-          </w:rPr>
-          <w:rPr>
-            <w:color w:val="0000EE"/>
-            <w:u w:val="single"/>
-          </w:rPr>
-          <w:t>Hak. 17:6</w:t>
-        </w:r>
-      </w:hyperlink>
+      <w:r>
+        <w:rPr>
+          <w:lang w:val="id_ID" w:bidi="id_ID"/>
+        </w:rPr>
+        <w:t>Hak. 17:6</w:t>
+      </w:r>
       <w:r>
         <w:rPr>
           <w:lang w:val="id_ID" w:bidi="id_ID"/>
         </w:rPr>
         <w:t xml:space="preserve">; </w:t>
       </w:r>
-      <w:hyperlink r:id="rId33">
-        <w:r>
-          <w:rPr>
-            <w:lang w:val="id_ID" w:bidi="id_ID"/>
-          </w:rPr>
-          <w:rPr>
-            <w:color w:val="0000EE"/>
-            <w:u w:val="single"/>
-          </w:rPr>
-          <w:t>18:1</w:t>
-        </w:r>
-      </w:hyperlink>
+      <w:r>
+        <w:rPr>
+          <w:lang w:val="id_ID" w:bidi="id_ID"/>
+        </w:rPr>
+        <w:t>18:1</w:t>
+      </w:r>
       <w:r>
         <w:rPr>
           <w:lang w:val="id_ID" w:bidi="id_ID"/>
         </w:rPr>
         <w:t xml:space="preserve">; </w:t>
       </w:r>
-      <w:hyperlink r:id="rId34">
-        <w:r>
-          <w:rPr>
-            <w:lang w:val="id_ID" w:bidi="id_ID"/>
-          </w:rPr>
-          <w:rPr>
-            <w:color w:val="0000EE"/>
-            <w:u w:val="single"/>
-          </w:rPr>
-          <w:t>19:1</w:t>
-        </w:r>
-      </w:hyperlink>
+      <w:r>
+        <w:rPr>
+          <w:lang w:val="id_ID" w:bidi="id_ID"/>
+        </w:rPr>
+        <w:t>19:1</w:t>
+      </w:r>
       <w:r>
         <w:rPr>
           <w:lang w:val="id_ID" w:bidi="id_ID"/>
         </w:rPr>
         <w:t xml:space="preserve">; </w:t>
       </w:r>
-      <w:hyperlink r:id="rId35">
-        <w:r>
-          <w:rPr>
-            <w:lang w:val="id_ID" w:bidi="id_ID"/>
-          </w:rPr>
-          <w:rPr>
-            <w:color w:val="0000EE"/>
-            <w:u w:val="single"/>
-          </w:rPr>
-          <w:t>21:25</w:t>
-        </w:r>
-      </w:hyperlink>
+      <w:r>
+        <w:rPr>
+          <w:lang w:val="id_ID" w:bidi="id_ID"/>
+        </w:rPr>
+        <w:t>21:25</w:t>
+      </w:r>
       <w:r>
         <w:rPr>
           <w:lang w:val="id_ID" w:bidi="id_ID"/>
@@ -897,54 +759,36 @@
         </w:rPr>
         <w:t>Kepemimpinan teokratis dipulihkan bagi Israel oleh pelayanan Samuel. Dia lahir dalam keluarga Lewi dan melayani Tuhan di tabernakel Silo. Dia dipanggil untuk menjadi nabi—sebuah jabatan yang belum diisi sejak kematian Musa (</w:t>
       </w:r>
-      <w:hyperlink r:id="rId36">
-        <w:r>
-          <w:rPr>
-            <w:lang w:val="id_ID" w:bidi="id_ID"/>
-          </w:rPr>
-          <w:rPr>
-            <w:color w:val="0000EE"/>
-            <w:u w:val="single"/>
-          </w:rPr>
-          <w:t>1Sam. 3:20–21</w:t>
-        </w:r>
-      </w:hyperlink>
+      <w:r>
+        <w:rPr>
+          <w:lang w:val="id_ID" w:bidi="id_ID"/>
+        </w:rPr>
+        <w:t>1Sam. 3:20–21</w:t>
+      </w:r>
       <w:r>
         <w:rPr>
           <w:lang w:val="id_ID" w:bidi="id_ID"/>
         </w:rPr>
         <w:t>). Dia diakui sebagai hakim di Israel (</w:t>
       </w:r>
-      <w:hyperlink r:id="rId37">
-        <w:r>
-          <w:rPr>
-            <w:lang w:val="id_ID" w:bidi="id_ID"/>
-          </w:rPr>
-          <w:rPr>
-            <w:color w:val="0000EE"/>
-            <w:u w:val="single"/>
-          </w:rPr>
-          <w:t>1Sam. 7:15</w:t>
-        </w:r>
-      </w:hyperlink>
+      <w:r>
+        <w:rPr>
+          <w:lang w:val="id_ID" w:bidi="id_ID"/>
+        </w:rPr>
+        <w:t>1Sam. 7:15</w:t>
+      </w:r>
       <w:r>
         <w:rPr>
           <w:lang w:val="id_ID" w:bidi="id_ID"/>
         </w:rPr>
         <w:t>). Dalam diri Samuel, jabatan imam, nabi, dan raja digabungkan. Dia tidak pernah disebut raja, karena gaya hidupnya lebih seperti nabi daripada penguasa. Permintaan yang diperhitungkan dengan cermat dari rakyat untuk seorang raja adalah penolakan terhadap pelayanan Samuel. Rakyat tidak puas dengan kepemimpinan spiritual dan karismatik Samuel. Dalam pencarian mereka untuk pemimpin yang lebih dinamis, mereka menemukan elemen menarik dalam raja-raja dari bangsa-bangsa sekitar: kekuasaan, manifestasi kemuliaan, dan stabilitas. Sejauh ini, suku-suku tersebut telah mengalami beberapa perang saudara yang membahayakan persatuan Israel. Disinyalir, seorang raja akan memperbaiki semua masalah sosial dan politik. Meskipun Allah telah meramalkan hari-hari monarki dalam hukum (</w:t>
       </w:r>
-      <w:hyperlink r:id="rId38">
-        <w:r>
-          <w:rPr>
-            <w:lang w:val="id_ID" w:bidi="id_ID"/>
-          </w:rPr>
-          <w:rPr>
-            <w:color w:val="0000EE"/>
-            <w:u w:val="single"/>
-          </w:rPr>
-          <w:t>Ul. 17:14–20</w:t>
-        </w:r>
-      </w:hyperlink>
+      <w:r>
+        <w:rPr>
+          <w:lang w:val="id_ID" w:bidi="id_ID"/>
+        </w:rPr>
+        <w:t>Ul. 17:14–20</w:t>
+      </w:r>
       <w:r>
         <w:rPr>
           <w:lang w:val="id_ID" w:bidi="id_ID"/>
@@ -963,36 +807,24 @@
         </w:rPr>
         <w:t>” (</w:t>
       </w:r>
-      <w:hyperlink r:id="rId39">
-        <w:r>
-          <w:rPr>
-            <w:lang w:val="id_ID" w:bidi="id_ID"/>
-          </w:rPr>
-          <w:rPr>
-            <w:color w:val="0000EE"/>
-            <w:u w:val="single"/>
-          </w:rPr>
-          <w:t>1Sam. 8:5</w:t>
-        </w:r>
-      </w:hyperlink>
+      <w:r>
+        <w:rPr>
+          <w:lang w:val="id_ID" w:bidi="id_ID"/>
+        </w:rPr>
+        <w:t>1Sam. 8:5</w:t>
+      </w:r>
       <w:r>
         <w:rPr>
           <w:lang w:val="id_ID" w:bidi="id_ID"/>
         </w:rPr>
         <w:t xml:space="preserve">); “maka kami pun akan sama seperti segala bangsa-bangsa lain; raja kami akan menghakimi kami dan memimpin kami dalam perang” (ayt. </w:t>
       </w:r>
-      <w:hyperlink r:id="rId40">
-        <w:r>
-          <w:rPr>
-            <w:lang w:val="id_ID" w:bidi="id_ID"/>
-          </w:rPr>
-          <w:rPr>
-            <w:color w:val="0000EE"/>
-            <w:u w:val="single"/>
-          </w:rPr>
-          <w:t>20</w:t>
-        </w:r>
-      </w:hyperlink>
+      <w:r>
+        <w:rPr>
+          <w:lang w:val="id_ID" w:bidi="id_ID"/>
+        </w:rPr>
+        <w:t>20</w:t>
+      </w:r>
       <w:r>
         <w:rPr>
           <w:lang w:val="id_ID" w:bidi="id_ID"/>
@@ -1027,18 +859,12 @@
         </w:rPr>
         <w:t>Samuel berperan penting dalam mengurapi Saul (contoh buruk kepemimpinan raja) dan Daud (contoh baik pemerintahan raja di bawah Allah). Kepemimpinan Saul mengungkapkan sikap despotis, tidak peduli, dan mementingkan diri sendiri. Dia berniat mendirikan dinastinya, sementara tidak cukup peduli terhadap umat Allah. Oleh karena itu, Tuhan menolak kepemimpinannya (</w:t>
       </w:r>
-      <w:hyperlink r:id="rId41">
-        <w:r>
-          <w:rPr>
-            <w:lang w:val="id_ID" w:bidi="id_ID"/>
-          </w:rPr>
-          <w:rPr>
-            <w:color w:val="0000EE"/>
-            <w:u w:val="single"/>
-          </w:rPr>
-          <w:t>1Sam. 15:23</w:t>
-        </w:r>
-      </w:hyperlink>
+      <w:r>
+        <w:rPr>
+          <w:lang w:val="id_ID" w:bidi="id_ID"/>
+        </w:rPr>
+        <w:t>1Sam. 15:23</w:t>
+      </w:r>
       <w:r>
         <w:rPr>
           <w:lang w:val="id_ID" w:bidi="id_ID"/>
@@ -1071,18 +897,12 @@
         </w:rPr>
         <w:t>” (</w:t>
       </w:r>
-      <w:hyperlink r:id="rId42">
-        <w:r>
-          <w:rPr>
-            <w:lang w:val="id_ID" w:bidi="id_ID"/>
-          </w:rPr>
-          <w:rPr>
-            <w:color w:val="0000EE"/>
-            <w:u w:val="single"/>
-          </w:rPr>
-          <w:t>2Sam. 7:16</w:t>
-        </w:r>
-      </w:hyperlink>
+      <w:r>
+        <w:rPr>
+          <w:lang w:val="id_ID" w:bidi="id_ID"/>
+        </w:rPr>
+        <w:t>2Sam. 7:16</w:t>
+      </w:r>
       <w:r>
         <w:rPr>
           <w:lang w:val="id_ID" w:bidi="id_ID"/>
@@ -1103,54 +923,36 @@
         </w:rPr>
         <w:t xml:space="preserve">Kualitas luar biasa dari kerajaan Daud dan putranya Salomo mencerminkan niat teokratis yang sejati: perhatian untuk Tuhan, hati yang bijaksana dan integritas, serta kesejahteraan umat Allah. Perhatian untuk Tuhan diekspresikan dalam persiapan dan pembangunan bait suci (bdk. </w:t>
       </w:r>
-      <w:hyperlink r:id="rId43">
-        <w:r>
-          <w:rPr>
-            <w:lang w:val="id_ID" w:bidi="id_ID"/>
-          </w:rPr>
-          <w:rPr>
-            <w:color w:val="0000EE"/>
-            <w:u w:val="single"/>
-          </w:rPr>
-          <w:t>Mzm. 132</w:t>
-        </w:r>
-      </w:hyperlink>
+      <w:r>
+        <w:rPr>
+          <w:lang w:val="id_ID" w:bidi="id_ID"/>
+        </w:rPr>
+        <w:t>Mzm. 132</w:t>
+      </w:r>
       <w:r>
         <w:rPr>
           <w:lang w:val="id_ID" w:bidi="id_ID"/>
         </w:rPr>
         <w:t>). Perhatian untuk integritas dan kebijaksanaan sangat jelas terlihat, terutama dalam tanggapan Daud terhadap teguran Natan (</w:t>
       </w:r>
-      <w:hyperlink r:id="rId44">
-        <w:r>
-          <w:rPr>
-            <w:lang w:val="id_ID" w:bidi="id_ID"/>
-          </w:rPr>
-          <w:rPr>
-            <w:color w:val="0000EE"/>
-            <w:u w:val="single"/>
-          </w:rPr>
-          <w:t>2Sam. 12</w:t>
-        </w:r>
-      </w:hyperlink>
+      <w:r>
+        <w:rPr>
+          <w:lang w:val="id_ID" w:bidi="id_ID"/>
+        </w:rPr>
+        <w:t>2Sam. 12</w:t>
+      </w:r>
       <w:r>
         <w:rPr>
           <w:lang w:val="id_ID" w:bidi="id_ID"/>
         </w:rPr>
         <w:t>) dan dalam permintaan Salomo untuk memiliki hati yang bijaksana (</w:t>
       </w:r>
-      <w:hyperlink r:id="rId45">
-        <w:r>
-          <w:rPr>
-            <w:lang w:val="id_ID" w:bidi="id_ID"/>
-          </w:rPr>
-          <w:rPr>
-            <w:color w:val="0000EE"/>
-            <w:u w:val="single"/>
-          </w:rPr>
-          <w:t>1Raj. 3</w:t>
-        </w:r>
-      </w:hyperlink>
+      <w:r>
+        <w:rPr>
+          <w:lang w:val="id_ID" w:bidi="id_ID"/>
+        </w:rPr>
+        <w:t>1Raj. 3</w:t>
+      </w:r>
       <w:r>
         <w:rPr>
           <w:lang w:val="id_ID" w:bidi="id_ID"/>
@@ -1185,36 +987,24 @@
         </w:rPr>
         <w:t xml:space="preserve">Raja Daud diperlakukan sebagai anggota keluarga Allah, menjadi "anak" dari Raja agung (bdk. </w:t>
       </w:r>
-      <w:hyperlink r:id="rId46">
-        <w:r>
-          <w:rPr>
-            <w:lang w:val="id_ID" w:bidi="id_ID"/>
-          </w:rPr>
-          <w:rPr>
-            <w:color w:val="0000EE"/>
-            <w:u w:val="single"/>
-          </w:rPr>
-          <w:t>2Sam. 7:14–16</w:t>
-        </w:r>
-      </w:hyperlink>
+      <w:r>
+        <w:rPr>
+          <w:lang w:val="id_ID" w:bidi="id_ID"/>
+        </w:rPr>
+        <w:t>2Sam. 7:14–16</w:t>
+      </w:r>
       <w:r>
         <w:rPr>
           <w:lang w:val="id_ID" w:bidi="id_ID"/>
         </w:rPr>
         <w:t xml:space="preserve">; </w:t>
       </w:r>
-      <w:hyperlink r:id="rId47">
-        <w:r>
-          <w:rPr>
-            <w:lang w:val="id_ID" w:bidi="id_ID"/>
-          </w:rPr>
-          <w:rPr>
-            <w:color w:val="0000EE"/>
-            <w:u w:val="single"/>
-          </w:rPr>
-          <w:t>Mzm 2:6–7</w:t>
-        </w:r>
-      </w:hyperlink>
+      <w:r>
+        <w:rPr>
+          <w:lang w:val="id_ID" w:bidi="id_ID"/>
+        </w:rPr>
+        <w:t>Mzm 2:6–7</w:t>
+      </w:r>
       <w:r>
         <w:rPr>
           <w:lang w:val="id_ID" w:bidi="id_ID"/>
@@ -1246,90 +1036,60 @@
         </w:rPr>
         <w:t>Keturunan Daud gagal mempertahankan dan memperluas teokrasi. Pada abad kedelapan dan ketujuh SM, tampak jelas bahwa bahkan raja-raja terbesar pun tidak sebanding dengan Daud dan Salomo. Para nabi (</w:t>
       </w:r>
-      <w:hyperlink r:id="rId48">
-        <w:r>
-          <w:rPr>
-            <w:lang w:val="id_ID" w:bidi="id_ID"/>
-          </w:rPr>
-          <w:rPr>
-            <w:color w:val="0000EE"/>
-            <w:u w:val="single"/>
-          </w:rPr>
-          <w:t>Yes. 9:2–7</w:t>
-        </w:r>
-      </w:hyperlink>
+      <w:r>
+        <w:rPr>
+          <w:lang w:val="id_ID" w:bidi="id_ID"/>
+        </w:rPr>
+        <w:t>Yes. 9:2–7</w:t>
+      </w:r>
       <w:r>
         <w:rPr>
           <w:lang w:val="id_ID" w:bidi="id_ID"/>
         </w:rPr>
         <w:t xml:space="preserve">; </w:t>
       </w:r>
-      <w:hyperlink r:id="rId49">
-        <w:r>
-          <w:rPr>
-            <w:lang w:val="id_ID" w:bidi="id_ID"/>
-          </w:rPr>
-          <w:rPr>
-            <w:color w:val="0000EE"/>
-            <w:u w:val="single"/>
-          </w:rPr>
-          <w:t>11:1–9</w:t>
-        </w:r>
-      </w:hyperlink>
+      <w:r>
+        <w:rPr>
+          <w:lang w:val="id_ID" w:bidi="id_ID"/>
+        </w:rPr>
+        <w:t>11:1–9</w:t>
+      </w:r>
       <w:r>
         <w:rPr>
           <w:lang w:val="id_ID" w:bidi="id_ID"/>
         </w:rPr>
         <w:t xml:space="preserve">; </w:t>
       </w:r>
-      <w:hyperlink r:id="rId50">
-        <w:r>
-          <w:rPr>
-            <w:lang w:val="id_ID" w:bidi="id_ID"/>
-          </w:rPr>
-          <w:rPr>
-            <w:color w:val="0000EE"/>
-            <w:u w:val="single"/>
-          </w:rPr>
-          <w:t>Yer. 33:14–16</w:t>
-        </w:r>
-      </w:hyperlink>
+      <w:r>
+        <w:rPr>
+          <w:lang w:val="id_ID" w:bidi="id_ID"/>
+        </w:rPr>
+        <w:t>Yer. 33:14–16</w:t>
+      </w:r>
       <w:r>
         <w:rPr>
           <w:lang w:val="id_ID" w:bidi="id_ID"/>
         </w:rPr>
         <w:t xml:space="preserve">; </w:t>
       </w:r>
-      <w:hyperlink r:id="rId51">
-        <w:r>
-          <w:rPr>
-            <w:lang w:val="id_ID" w:bidi="id_ID"/>
-          </w:rPr>
-          <w:rPr>
-            <w:color w:val="0000EE"/>
-            <w:u w:val="single"/>
-          </w:rPr>
-          <w:t>Yeh. 34:22–31</w:t>
-        </w:r>
-      </w:hyperlink>
+      <w:r>
+        <w:rPr>
+          <w:lang w:val="id_ID" w:bidi="id_ID"/>
+        </w:rPr>
+        <w:t>Yeh. 34:22–31</w:t>
+      </w:r>
       <w:r>
         <w:rPr>
           <w:lang w:val="id_ID" w:bidi="id_ID"/>
         </w:rPr>
         <w:t xml:space="preserve">; </w:t>
       </w:r>
-      <w:hyperlink r:id="rId52">
-        <w:r>
-          <w:rPr>
-            <w:lang w:val="id_ID" w:bidi="id_ID"/>
-          </w:rPr>
-          <w:rPr>
-            <w:color w:val="0000EE"/>
-            <w:u w:val="single"/>
-          </w:rPr>
-          <w:t>Mi. 5:2–5</w:t>
-        </w:r>
-      </w:hyperlink>
+      <w:r>
+        <w:rPr>
+          <w:lang w:val="id_ID" w:bidi="id_ID"/>
+        </w:rPr>
+        <w:t>Mi. 5:2–5</w:t>
+      </w:r>
       <w:r>
         <w:rPr>
           <w:lang w:val="id_ID" w:bidi="id_ID"/>
@@ -1362,126 +1122,84 @@
         </w:rPr>
         <w:t>” (</w:t>
       </w:r>
-      <w:hyperlink r:id="rId53">
-        <w:r>
-          <w:rPr>
-            <w:lang w:val="id_ID" w:bidi="id_ID"/>
-          </w:rPr>
-          <w:rPr>
-            <w:color w:val="0000EE"/>
-            <w:u w:val="single"/>
-          </w:rPr>
-          <w:t>Luk. 2:11</w:t>
-        </w:r>
-      </w:hyperlink>
+      <w:r>
+        <w:rPr>
+          <w:lang w:val="id_ID" w:bidi="id_ID"/>
+        </w:rPr>
+        <w:t>Luk. 2:11</w:t>
+      </w:r>
       <w:r>
         <w:rPr>
           <w:lang w:val="id_ID" w:bidi="id_ID"/>
         </w:rPr>
         <w:t>). Kata-kata yang luar biasa ini menunjukkan kesinambungan dengan kata-kata nubuat. Yesus adalah Juruselamat, yang perannya mencakup pembebasan dari dosa tetapi juga pembebasan dari semua penyebab kesulitan/kesengsaraan, kejahatan, dan dampak kutukan. Misinya berkaitan dengan pengampunan dan juga pendirian perdamaian di bumi (</w:t>
       </w:r>
-      <w:hyperlink r:id="rId54">
-        <w:r>
-          <w:rPr>
-            <w:lang w:val="id_ID" w:bidi="id_ID"/>
-          </w:rPr>
-          <w:rPr>
-            <w:color w:val="0000EE"/>
-            <w:u w:val="single"/>
-          </w:rPr>
-          <w:t>Luk. 1:77–79</w:t>
-        </w:r>
-      </w:hyperlink>
+      <w:r>
+        <w:rPr>
+          <w:lang w:val="id_ID" w:bidi="id_ID"/>
+        </w:rPr>
+        <w:t>Luk. 1:77–79</w:t>
+      </w:r>
       <w:r>
         <w:rPr>
           <w:lang w:val="id_ID" w:bidi="id_ID"/>
         </w:rPr>
         <w:t>). Dalam terang ini kita harus melihat pelayanan Yesus dalam penyembuhan, memberi makan, menentang kekuatan jahat, menderita, dan mengajar sebagai pendirian kerajaan Allah di bumi. Dia adalah Raja yang melayani, melawan kekuatan setan/jahat dan mengatasi. Kebangkitan menandai kemenangan-Nya, Dia dimahkotai kemuliaan dan Dia duduk di sebelah kanan Bapa (</w:t>
       </w:r>
-      <w:hyperlink r:id="rId55">
-        <w:r>
-          <w:rPr>
-            <w:lang w:val="id_ID" w:bidi="id_ID"/>
-          </w:rPr>
-          <w:rPr>
-            <w:color w:val="0000EE"/>
-            <w:u w:val="single"/>
-          </w:rPr>
-          <w:t>Kisah 2:33–36</w:t>
-        </w:r>
-      </w:hyperlink>
+      <w:r>
+        <w:rPr>
+          <w:lang w:val="id_ID" w:bidi="id_ID"/>
+        </w:rPr>
+        <w:t>Kisah 2:33–36</w:t>
+      </w:r>
       <w:r>
         <w:rPr>
           <w:lang w:val="id_ID" w:bidi="id_ID"/>
         </w:rPr>
         <w:t xml:space="preserve">; bdk. </w:t>
       </w:r>
-      <w:hyperlink r:id="rId56">
-        <w:r>
-          <w:rPr>
-            <w:lang w:val="id_ID" w:bidi="id_ID"/>
-          </w:rPr>
-          <w:rPr>
-            <w:color w:val="0000EE"/>
-            <w:u w:val="single"/>
-          </w:rPr>
-          <w:t>1Kor. 15:25</w:t>
-        </w:r>
-      </w:hyperlink>
+      <w:r>
+        <w:rPr>
+          <w:lang w:val="id_ID" w:bidi="id_ID"/>
+        </w:rPr>
+        <w:t>1Kor. 15:25</w:t>
+      </w:r>
       <w:r>
         <w:rPr>
           <w:lang w:val="id_ID" w:bidi="id_ID"/>
         </w:rPr>
         <w:t>). Sebagai Juruselamat, dia tidak lain adalah Kristus Tuhan. Khotbah apostolik awal menyatakan bahwa Yesus adalah Mesias Allah dan Tuhan. Ketuhanan Yesus adalah konsekuensi dari menjadi Mesias. Bagi mereka yang memanggil-Nya, Dia adalah Juruselamat-Mesias-Tuhan (</w:t>
       </w:r>
-      <w:hyperlink r:id="rId57">
-        <w:r>
-          <w:rPr>
-            <w:lang w:val="id_ID" w:bidi="id_ID"/>
-          </w:rPr>
-          <w:rPr>
-            <w:color w:val="0000EE"/>
-            <w:u w:val="single"/>
-          </w:rPr>
-          <w:t>Rm. 10:9–15</w:t>
-        </w:r>
-      </w:hyperlink>
+      <w:r>
+        <w:rPr>
+          <w:lang w:val="id_ID" w:bidi="id_ID"/>
+        </w:rPr>
+        <w:t>Rm. 10:9–15</w:t>
+      </w:r>
       <w:r>
         <w:rPr>
           <w:lang w:val="id_ID" w:bidi="id_ID"/>
         </w:rPr>
         <w:t xml:space="preserve">), tetapi bagi mereka yang menolak-Nya, dia adalah pejuang ilahi, yang dihadapan-Nya semua lutut akan bertekuk dan yang akan membawa era penghakiman Bapa (bdk. </w:t>
       </w:r>
-      <w:hyperlink r:id="rId58">
-        <w:r>
-          <w:rPr>
-            <w:lang w:val="id_ID" w:bidi="id_ID"/>
-          </w:rPr>
-          <w:rPr>
-            <w:color w:val="0000EE"/>
-            <w:u w:val="single"/>
-          </w:rPr>
-          <w:t>Why. 1:12–16</w:t>
-        </w:r>
-      </w:hyperlink>
+      <w:r>
+        <w:rPr>
+          <w:lang w:val="id_ID" w:bidi="id_ID"/>
+        </w:rPr>
+        <w:t>Why. 1:12–16</w:t>
+      </w:r>
       <w:r>
         <w:rPr>
           <w:lang w:val="id_ID" w:bidi="id_ID"/>
         </w:rPr>
         <w:t xml:space="preserve">; </w:t>
       </w:r>
-      <w:hyperlink r:id="rId59">
-        <w:r>
-          <w:rPr>
-            <w:lang w:val="id_ID" w:bidi="id_ID"/>
-          </w:rPr>
-          <w:rPr>
-            <w:color w:val="0000EE"/>
-            <w:u w:val="single"/>
-          </w:rPr>
-          <w:t>19:11–21</w:t>
-        </w:r>
-      </w:hyperlink>
+      <w:r>
+        <w:rPr>
+          <w:lang w:val="id_ID" w:bidi="id_ID"/>
+        </w:rPr>
+        <w:t>19:11–21</w:t>
+      </w:r>
       <w:r>
         <w:rPr>
           <w:lang w:val="id_ID" w:bidi="id_ID"/>
@@ -1502,54 +1220,36 @@
         </w:rPr>
         <w:t>Yesus mengajarkan murid-murid-Nya bahwa pada waktu kedatangan-Nya dalam kemuliaan, Dia akan duduk di atas takhta-Nya dan seluruh umat manusia akan memberi penghormatan kepada-Nya. Musuh-musuh Allah akan diusir dari hadirat-Nya, dan umat Allah akan sepenuhnya mewarisi kerajaan (</w:t>
       </w:r>
-      <w:hyperlink r:id="rId60">
-        <w:r>
-          <w:rPr>
-            <w:lang w:val="id_ID" w:bidi="id_ID"/>
-          </w:rPr>
-          <w:rPr>
-            <w:color w:val="0000EE"/>
-            <w:u w:val="single"/>
-          </w:rPr>
-          <w:t>Mat. 25:31–46</w:t>
-        </w:r>
-      </w:hyperlink>
+      <w:r>
+        <w:rPr>
+          <w:lang w:val="id_ID" w:bidi="id_ID"/>
+        </w:rPr>
+        <w:t>Mat. 25:31–46</w:t>
+      </w:r>
       <w:r>
         <w:rPr>
           <w:lang w:val="id_ID" w:bidi="id_ID"/>
         </w:rPr>
         <w:t>). Sesuai dengan ajaran Yesus, anggota tubuh-Nya, gereja, diharapkan untuk mewujudkan teokratis ideal dalam hidup mereka, agar melalui pekerjaan dan iman mereka, mereka dapat memuliakan Bapa dan menunjukkan bahwa mereka adalah milik-Nya (</w:t>
       </w:r>
-      <w:hyperlink r:id="rId61">
-        <w:r>
-          <w:rPr>
-            <w:lang w:val="id_ID" w:bidi="id_ID"/>
-          </w:rPr>
-          <w:rPr>
-            <w:color w:val="0000EE"/>
-            <w:u w:val="single"/>
-          </w:rPr>
-          <w:t>Yoh. 17:20–26</w:t>
-        </w:r>
-      </w:hyperlink>
+      <w:r>
+        <w:rPr>
+          <w:lang w:val="id_ID" w:bidi="id_ID"/>
+        </w:rPr>
+        <w:t>Yoh. 17:20–26</w:t>
+      </w:r>
       <w:r>
         <w:rPr>
           <w:lang w:val="id_ID" w:bidi="id_ID"/>
         </w:rPr>
         <w:t xml:space="preserve">; bdk. </w:t>
       </w:r>
-      <w:hyperlink r:id="rId62">
-        <w:r>
-          <w:rPr>
-            <w:lang w:val="id_ID" w:bidi="id_ID"/>
-          </w:rPr>
-          <w:rPr>
-            <w:color w:val="0000EE"/>
-            <w:u w:val="single"/>
-          </w:rPr>
-          <w:t>Mat. 25:33–40</w:t>
-        </w:r>
-      </w:hyperlink>
+      <w:r>
+        <w:rPr>
+          <w:lang w:val="id_ID" w:bidi="id_ID"/>
+        </w:rPr>
+        <w:t>Mat. 25:33–40</w:t>
+      </w:r>
       <w:r>
         <w:rPr>
           <w:lang w:val="id_ID" w:bidi="id_ID"/>
@@ -1612,18 +1312,12 @@
         </w:rPr>
         <w:t xml:space="preserve"> Amin. (</w:t>
       </w:r>
-      <w:hyperlink r:id="rId63">
-        <w:r>
-          <w:rPr>
-            <w:lang w:val="id_ID" w:bidi="id_ID"/>
-          </w:rPr>
-          <w:rPr>
-            <w:color w:val="0000EE"/>
-            <w:u w:val="single"/>
-          </w:rPr>
-          <w:t>1Tim. 6:13–16</w:t>
-        </w:r>
-      </w:hyperlink>
+      <w:r>
+        <w:rPr>
+          <w:lang w:val="id_ID" w:bidi="id_ID"/>
+        </w:rPr>
+        <w:t>1Tim. 6:13–16</w:t>
+      </w:r>
       <w:r>
         <w:rPr>
           <w:lang w:val="id_ID" w:bidi="id_ID"/>
@@ -1644,54 +1338,36 @@
         </w:rPr>
         <w:t>Kemudian Paulus memberikan beberapa instruksi tentang bagaimana umat Allah harus menunjukkan kesetiaan mereka kepada Yesus. Sepanjang kitab Wahyu, Yesus dipandang sebagai Raja atas gereja (</w:t>
       </w:r>
-      <w:hyperlink r:id="rId64">
-        <w:r>
-          <w:rPr>
-            <w:lang w:val="id_ID" w:bidi="id_ID"/>
-          </w:rPr>
-          <w:rPr>
-            <w:color w:val="0000EE"/>
-            <w:u w:val="single"/>
-          </w:rPr>
-          <w:t>Why. 4:2, 9–11</w:t>
-        </w:r>
-      </w:hyperlink>
+      <w:r>
+        <w:rPr>
+          <w:lang w:val="id_ID" w:bidi="id_ID"/>
+        </w:rPr>
+        <w:t>Why. 4:2, 9–11</w:t>
+      </w:r>
       <w:r>
         <w:rPr>
           <w:lang w:val="id_ID" w:bidi="id_ID"/>
         </w:rPr>
         <w:t xml:space="preserve">; </w:t>
       </w:r>
-      <w:hyperlink r:id="rId65">
-        <w:r>
-          <w:rPr>
-            <w:lang w:val="id_ID" w:bidi="id_ID"/>
-          </w:rPr>
-          <w:rPr>
-            <w:color w:val="0000EE"/>
-            <w:u w:val="single"/>
-          </w:rPr>
-          <w:t>5:1, 9–13</w:t>
-        </w:r>
-      </w:hyperlink>
+      <w:r>
+        <w:rPr>
+          <w:lang w:val="id_ID" w:bidi="id_ID"/>
+        </w:rPr>
+        <w:t>5:1, 9–13</w:t>
+      </w:r>
       <w:r>
         <w:rPr>
           <w:lang w:val="id_ID" w:bidi="id_ID"/>
         </w:rPr>
         <w:t>). Pada kedatangan-Nya kembali, kerajaan-Nya akan ditegakkan. Pada saat ini, musuh-musuh salib akan melihat Dia yang telah mereka tolak dan akan sujud di hadapan Raja Mesianik (</w:t>
       </w:r>
-      <w:hyperlink r:id="rId66">
-        <w:r>
-          <w:rPr>
-            <w:lang w:val="id_ID" w:bidi="id_ID"/>
-          </w:rPr>
-          <w:rPr>
-            <w:color w:val="0000EE"/>
-            <w:u w:val="single"/>
-          </w:rPr>
-          <w:t>1Kor. 15:25–28</w:t>
-        </w:r>
-      </w:hyperlink>
+      <w:r>
+        <w:rPr>
+          <w:lang w:val="id_ID" w:bidi="id_ID"/>
+        </w:rPr>
+        <w:t>1Kor. 15:25–28</w:t>
+      </w:r>
       <w:r>
         <w:rPr>
           <w:lang w:val="id_ID" w:bidi="id_ID"/>
@@ -1710,18 +1386,12 @@
         </w:rPr>
         <w:t xml:space="preserve">" (ayt. </w:t>
       </w:r>
-      <w:hyperlink r:id="rId67">
-        <w:r>
-          <w:rPr>
-            <w:lang w:val="id_ID" w:bidi="id_ID"/>
-          </w:rPr>
-          <w:rPr>
-            <w:color w:val="0000EE"/>
-            <w:u w:val="single"/>
-          </w:rPr>
-          <w:t>24</w:t>
-        </w:r>
-      </w:hyperlink>
+      <w:r>
+        <w:rPr>
+          <w:lang w:val="id_ID" w:bidi="id_ID"/>
+        </w:rPr>
+        <w:t>24</w:t>
+      </w:r>
       <w:r>
         <w:rPr>
           <w:lang w:val="id_ID" w:bidi="id_ID"/>
@@ -1871,108 +1541,72 @@
         </w:rPr>
         <w:t>Dalam Perjanjian Baru, "rasul" merujuk pada orang-orang yang diutus oleh Yesus untuk memberitakan injil. Dari sekumpulan besar pengikut-Nya, Yesus memilih dua belas orang (</w:t>
       </w:r>
-      <w:hyperlink r:id="rId68">
-        <w:r>
-          <w:rPr>
-            <w:lang w:val="id_ID" w:bidi="id_ID"/>
-          </w:rPr>
-          <w:rPr>
-            <w:color w:val="0000EE"/>
-            <w:u w:val="single"/>
-          </w:rPr>
-          <w:t>Mat. 10:1</w:t>
-        </w:r>
-      </w:hyperlink>
+      <w:r>
+        <w:rPr>
+          <w:lang w:val="id_ID" w:bidi="id_ID"/>
+        </w:rPr>
+        <w:t>Mat. 10:1</w:t>
+      </w:r>
       <w:r>
         <w:rPr>
           <w:lang w:val="id_ID" w:bidi="id_ID"/>
         </w:rPr>
         <w:t>–</w:t>
       </w:r>
-      <w:hyperlink r:id="rId68">
-        <w:r>
-          <w:rPr>
-            <w:lang w:val="id_ID" w:bidi="id_ID"/>
-          </w:rPr>
-          <w:rPr>
-            <w:color w:val="0000EE"/>
-            <w:u w:val="single"/>
-          </w:rPr>
-          <w:t>4</w:t>
-        </w:r>
-      </w:hyperlink>
+      <w:r>
+        <w:rPr>
+          <w:lang w:val="id_ID" w:bidi="id_ID"/>
+        </w:rPr>
+        <w:t>4</w:t>
+      </w:r>
       <w:r>
         <w:rPr>
           <w:lang w:val="id_ID" w:bidi="id_ID"/>
         </w:rPr>
         <w:t xml:space="preserve">; </w:t>
       </w:r>
-      <w:hyperlink r:id="rId69">
-        <w:r>
-          <w:rPr>
-            <w:lang w:val="id_ID" w:bidi="id_ID"/>
-          </w:rPr>
-          <w:rPr>
-            <w:color w:val="0000EE"/>
-            <w:u w:val="single"/>
-          </w:rPr>
-          <w:t>Mrk. 3:13</w:t>
-        </w:r>
-      </w:hyperlink>
+      <w:r>
+        <w:rPr>
+          <w:lang w:val="id_ID" w:bidi="id_ID"/>
+        </w:rPr>
+        <w:t>Mrk. 3:13</w:t>
+      </w:r>
       <w:r>
         <w:rPr>
           <w:lang w:val="id_ID" w:bidi="id_ID"/>
         </w:rPr>
         <w:t>–</w:t>
       </w:r>
-      <w:hyperlink r:id="rId69">
-        <w:r>
-          <w:rPr>
-            <w:lang w:val="id_ID" w:bidi="id_ID"/>
-          </w:rPr>
-          <w:rPr>
-            <w:color w:val="0000EE"/>
-            <w:u w:val="single"/>
-          </w:rPr>
-          <w:t>19</w:t>
-        </w:r>
-      </w:hyperlink>
+      <w:r>
+        <w:rPr>
+          <w:lang w:val="id_ID" w:bidi="id_ID"/>
+        </w:rPr>
+        <w:t>19</w:t>
+      </w:r>
       <w:r>
         <w:rPr>
           <w:lang w:val="id_ID" w:bidi="id_ID"/>
         </w:rPr>
         <w:t xml:space="preserve">; </w:t>
       </w:r>
-      <w:hyperlink r:id="rId70">
-        <w:r>
-          <w:rPr>
-            <w:lang w:val="id_ID" w:bidi="id_ID"/>
-          </w:rPr>
-          <w:rPr>
-            <w:color w:val="0000EE"/>
-            <w:u w:val="single"/>
-          </w:rPr>
-          <w:t>Luk. 6:12</w:t>
-        </w:r>
-      </w:hyperlink>
+      <w:r>
+        <w:rPr>
+          <w:lang w:val="id_ID" w:bidi="id_ID"/>
+        </w:rPr>
+        <w:t>Luk. 6:12</w:t>
+      </w:r>
       <w:r>
         <w:rPr>
           <w:lang w:val="id_ID" w:bidi="id_ID"/>
         </w:rPr>
         <w:t>–</w:t>
       </w:r>
-      <w:hyperlink r:id="rId70">
-        <w:r>
-          <w:rPr>
-            <w:lang w:val="id_ID" w:bidi="id_ID"/>
-          </w:rPr>
-          <w:rPr>
-            <w:color w:val="0000EE"/>
-            <w:u w:val="single"/>
-          </w:rPr>
-          <w:t>16</w:t>
-        </w:r>
-      </w:hyperlink>
+      <w:r>
+        <w:rPr>
+          <w:lang w:val="id_ID" w:bidi="id_ID"/>
+        </w:rPr>
+        <w:t>16</w:t>
+      </w:r>
       <w:r>
         <w:rPr>
           <w:lang w:val="id_ID" w:bidi="id_ID"/>
@@ -2119,108 +1753,72 @@
         </w:rPr>
         <w:t>melayani dengan cara yang serupa dengan pekerjaan-Nya sendiri (</w:t>
       </w:r>
-      <w:hyperlink r:id="rId71">
-        <w:r>
-          <w:rPr>
-            <w:lang w:val="id_ID" w:bidi="id_ID"/>
-          </w:rPr>
-          <w:rPr>
-            <w:color w:val="0000EE"/>
-            <w:u w:val="single"/>
-          </w:rPr>
-          <w:t>Mat. 10:1</w:t>
-        </w:r>
-      </w:hyperlink>
+      <w:r>
+        <w:rPr>
+          <w:lang w:val="id_ID" w:bidi="id_ID"/>
+        </w:rPr>
+        <w:t>Mat. 10:1</w:t>
+      </w:r>
       <w:r>
         <w:rPr>
           <w:lang w:val="id_ID" w:bidi="id_ID"/>
         </w:rPr>
         <w:t>–</w:t>
       </w:r>
-      <w:hyperlink r:id="rId71">
-        <w:r>
-          <w:rPr>
-            <w:lang w:val="id_ID" w:bidi="id_ID"/>
-          </w:rPr>
-          <w:rPr>
-            <w:color w:val="0000EE"/>
-            <w:u w:val="single"/>
-          </w:rPr>
-          <w:t>15</w:t>
-        </w:r>
-      </w:hyperlink>
+      <w:r>
+        <w:rPr>
+          <w:lang w:val="id_ID" w:bidi="id_ID"/>
+        </w:rPr>
+        <w:t>15</w:t>
+      </w:r>
       <w:r>
         <w:rPr>
           <w:lang w:val="id_ID" w:bidi="id_ID"/>
         </w:rPr>
         <w:t xml:space="preserve">; </w:t>
       </w:r>
-      <w:hyperlink r:id="rId72">
-        <w:r>
-          <w:rPr>
-            <w:lang w:val="id_ID" w:bidi="id_ID"/>
-          </w:rPr>
-          <w:rPr>
-            <w:color w:val="0000EE"/>
-            <w:u w:val="single"/>
-          </w:rPr>
-          <w:t>Mrk. 6:7</w:t>
-        </w:r>
-      </w:hyperlink>
+      <w:r>
+        <w:rPr>
+          <w:lang w:val="id_ID" w:bidi="id_ID"/>
+        </w:rPr>
+        <w:t>Mrk. 6:7</w:t>
+      </w:r>
       <w:r>
         <w:rPr>
           <w:lang w:val="id_ID" w:bidi="id_ID"/>
         </w:rPr>
         <w:t>–</w:t>
       </w:r>
-      <w:hyperlink r:id="rId72">
-        <w:r>
-          <w:rPr>
-            <w:lang w:val="id_ID" w:bidi="id_ID"/>
-          </w:rPr>
-          <w:rPr>
-            <w:color w:val="0000EE"/>
-            <w:u w:val="single"/>
-          </w:rPr>
-          <w:t>13, 30</w:t>
-        </w:r>
-      </w:hyperlink>
+      <w:r>
+        <w:rPr>
+          <w:lang w:val="id_ID" w:bidi="id_ID"/>
+        </w:rPr>
+        <w:t>13, 30</w:t>
+      </w:r>
       <w:r>
         <w:rPr>
           <w:lang w:val="id_ID" w:bidi="id_ID"/>
         </w:rPr>
         <w:t xml:space="preserve">; </w:t>
       </w:r>
-      <w:hyperlink r:id="rId73">
-        <w:r>
-          <w:rPr>
-            <w:lang w:val="id_ID" w:bidi="id_ID"/>
-          </w:rPr>
-          <w:rPr>
-            <w:color w:val="0000EE"/>
-            <w:u w:val="single"/>
-          </w:rPr>
-          <w:t>Luk. 9:1</w:t>
-        </w:r>
-      </w:hyperlink>
+      <w:r>
+        <w:rPr>
+          <w:lang w:val="id_ID" w:bidi="id_ID"/>
+        </w:rPr>
+        <w:t>Luk. 9:1</w:t>
+      </w:r>
       <w:r>
         <w:rPr>
           <w:lang w:val="id_ID" w:bidi="id_ID"/>
         </w:rPr>
         <w:t>–</w:t>
       </w:r>
-      <w:hyperlink r:id="rId73">
-        <w:r>
-          <w:rPr>
-            <w:lang w:val="id_ID" w:bidi="id_ID"/>
-          </w:rPr>
-          <w:rPr>
-            <w:color w:val="0000EE"/>
-            <w:u w:val="single"/>
-          </w:rPr>
-          <w:t>6</w:t>
-        </w:r>
-      </w:hyperlink>
+      <w:r>
+        <w:rPr>
+          <w:lang w:val="id_ID" w:bidi="id_ID"/>
+        </w:rPr>
+        <w:t>6</w:t>
+      </w:r>
       <w:r>
         <w:rPr>
           <w:lang w:val="id_ID" w:bidi="id_ID"/>
@@ -2241,36 +1839,24 @@
         </w:rPr>
         <w:t>Mereka mewakili Yesus secara pribadi, seperti yang diungkapkan dalam perkataan "Barangsiapa mendengarkan kamu, ia mendengarkan Aku; dan barangsiapa menolak kamu, ia menolak Aku; dan barangsiapa menolak Aku, ia menolak Dia yang mengutus Aku" (</w:t>
       </w:r>
-      <w:hyperlink r:id="rId74">
-        <w:r>
-          <w:rPr>
-            <w:lang w:val="id_ID" w:bidi="id_ID"/>
-          </w:rPr>
-          <w:rPr>
-            <w:color w:val="0000EE"/>
-            <w:u w:val="single"/>
-          </w:rPr>
-          <w:t xml:space="preserve">Luk. 10:16; </w:t>
-        </w:r>
-      </w:hyperlink>
+      <w:r>
+        <w:rPr>
+          <w:lang w:val="id_ID" w:bidi="id_ID"/>
+        </w:rPr>
+        <w:t xml:space="preserve">Luk. 10:16; </w:t>
+      </w:r>
       <w:r>
         <w:rPr>
           <w:lang w:val="id_ID" w:bidi="id_ID"/>
         </w:rPr>
         <w:t xml:space="preserve">bandingkan </w:t>
       </w:r>
-      <w:hyperlink r:id="rId75">
-        <w:r>
-          <w:rPr>
-            <w:lang w:val="id_ID" w:bidi="id_ID"/>
-          </w:rPr>
-          <w:rPr>
-            <w:color w:val="0000EE"/>
-            <w:u w:val="single"/>
-          </w:rPr>
-          <w:t>Mat. 10:40</w:t>
-        </w:r>
-      </w:hyperlink>
+      <w:r>
+        <w:rPr>
+          <w:lang w:val="id_ID" w:bidi="id_ID"/>
+        </w:rPr>
+        <w:t>Mat. 10:40</w:t>
+      </w:r>
       <w:r>
         <w:rPr>
           <w:lang w:val="id_ID" w:bidi="id_ID"/>
@@ -2291,126 +1877,84 @@
         </w:rPr>
         <w:t>Setelah kebangkitan, Yesus menugaskan kedua belas rasul untuk memberitakan pekerjaan Allah di dalam Kristus bagi semua orang (</w:t>
       </w:r>
-      <w:hyperlink r:id="rId76">
-        <w:r>
-          <w:rPr>
-            <w:lang w:val="id_ID" w:bidi="id_ID"/>
-          </w:rPr>
-          <w:rPr>
-            <w:color w:val="0000EE"/>
-            <w:u w:val="single"/>
-          </w:rPr>
-          <w:t>Mat. 28</w:t>
-        </w:r>
-      </w:hyperlink>
+      <w:r>
+        <w:rPr>
+          <w:lang w:val="id_ID" w:bidi="id_ID"/>
+        </w:rPr>
+        <w:t>Mat. 28</w:t>
+      </w:r>
       <w:r>
         <w:rPr>
           <w:lang w:val="id_ID" w:bidi="id_ID"/>
         </w:rPr>
         <w:t xml:space="preserve">; </w:t>
       </w:r>
-      <w:hyperlink r:id="rId77">
-        <w:r>
-          <w:rPr>
-            <w:lang w:val="id_ID" w:bidi="id_ID"/>
-          </w:rPr>
-          <w:rPr>
-            <w:color w:val="0000EE"/>
-            <w:u w:val="single"/>
-          </w:rPr>
-          <w:t>Luk. 24</w:t>
-        </w:r>
-      </w:hyperlink>
+      <w:r>
+        <w:rPr>
+          <w:lang w:val="id_ID" w:bidi="id_ID"/>
+        </w:rPr>
+        <w:t>Luk. 24</w:t>
+      </w:r>
       <w:r>
         <w:rPr>
           <w:lang w:val="id_ID" w:bidi="id_ID"/>
         </w:rPr>
         <w:t xml:space="preserve">; </w:t>
       </w:r>
-      <w:hyperlink r:id="rId78">
-        <w:r>
-          <w:rPr>
-            <w:lang w:val="id_ID" w:bidi="id_ID"/>
-          </w:rPr>
-          <w:rPr>
-            <w:color w:val="0000EE"/>
-            <w:u w:val="single"/>
-          </w:rPr>
-          <w:t>Yoh. 20–21</w:t>
-        </w:r>
-      </w:hyperlink>
+      <w:r>
+        <w:rPr>
+          <w:lang w:val="id_ID" w:bidi="id_ID"/>
+        </w:rPr>
+        <w:t>Yoh. 20–21</w:t>
+      </w:r>
       <w:r>
         <w:rPr>
           <w:lang w:val="id_ID" w:bidi="id_ID"/>
         </w:rPr>
         <w:t>). Hanya mereka yang telah bersama dengan Yesus sejak awal pelayanan-Nya hingga kebangkitan-Nya yang dapat menjadi rasul-Nya (</w:t>
       </w:r>
-      <w:hyperlink r:id="rId79">
-        <w:r>
-          <w:rPr>
-            <w:lang w:val="id_ID" w:bidi="id_ID"/>
-          </w:rPr>
-          <w:rPr>
-            <w:color w:val="0000EE"/>
-            <w:u w:val="single"/>
-          </w:rPr>
-          <w:t>Kisah 1:21</w:t>
-        </w:r>
-      </w:hyperlink>
+      <w:r>
+        <w:rPr>
+          <w:lang w:val="id_ID" w:bidi="id_ID"/>
+        </w:rPr>
+        <w:t>Kisah 1:21</w:t>
+      </w:r>
       <w:r>
         <w:rPr>
           <w:lang w:val="id_ID" w:bidi="id_ID"/>
         </w:rPr>
         <w:t>–</w:t>
       </w:r>
-      <w:hyperlink r:id="rId79">
-        <w:r>
-          <w:rPr>
-            <w:lang w:val="id_ID" w:bidi="id_ID"/>
-          </w:rPr>
-          <w:rPr>
-            <w:color w:val="0000EE"/>
-            <w:u w:val="single"/>
-          </w:rPr>
-          <w:t>22</w:t>
-        </w:r>
-      </w:hyperlink>
+      <w:r>
+        <w:rPr>
+          <w:lang w:val="id_ID" w:bidi="id_ID"/>
+        </w:rPr>
+        <w:t>22</w:t>
+      </w:r>
       <w:r>
         <w:rPr>
           <w:lang w:val="id_ID" w:bidi="id_ID"/>
         </w:rPr>
         <w:t>). Paulus memenuhi syarat karena ia telah melihat Kristus yang bangkit (</w:t>
       </w:r>
-      <w:hyperlink r:id="rId80">
-        <w:r>
-          <w:rPr>
-            <w:lang w:val="id_ID" w:bidi="id_ID"/>
-          </w:rPr>
-          <w:rPr>
-            <w:color w:val="0000EE"/>
-            <w:u w:val="single"/>
-          </w:rPr>
-          <w:t>1Kor. 15:4</w:t>
-        </w:r>
-      </w:hyperlink>
+      <w:r>
+        <w:rPr>
+          <w:lang w:val="id_ID" w:bidi="id_ID"/>
+        </w:rPr>
+        <w:t>1Kor. 15:4</w:t>
+      </w:r>
       <w:r>
         <w:rPr>
           <w:lang w:val="id_ID" w:bidi="id_ID"/>
         </w:rPr>
         <w:t>–</w:t>
       </w:r>
-      <w:hyperlink r:id="rId80">
-        <w:r>
-          <w:rPr>
-            <w:lang w:val="id_ID" w:bidi="id_ID"/>
-          </w:rPr>
-          <w:rPr>
-            <w:color w:val="0000EE"/>
-            <w:u w:val="single"/>
-          </w:rPr>
-          <w:t>10</w:t>
-        </w:r>
-      </w:hyperlink>
+      <w:r>
+        <w:rPr>
+          <w:lang w:val="id_ID" w:bidi="id_ID"/>
+        </w:rPr>
+        <w:t>10</w:t>
+      </w:r>
       <w:r>
         <w:rPr>
           <w:lang w:val="id_ID" w:bidi="id_ID"/>
@@ -2460,36 +2004,24 @@
         </w:rPr>
         <w:t>Terkadang, Paulus menggunakan kata "rasul" untuk merujuk pada orang-orang yang dipilih oleh gereja setempat untuk diutus mengantarkan persembahan dengan aman kepada orang-orang Kristen lainnya (</w:t>
       </w:r>
-      <w:hyperlink r:id="rId81">
-        <w:r>
-          <w:rPr>
-            <w:lang w:val="id_ID" w:bidi="id_ID"/>
-          </w:rPr>
-          <w:rPr>
-            <w:color w:val="0000EE"/>
-            <w:u w:val="single"/>
-          </w:rPr>
-          <w:t>2Kor. 8:23</w:t>
-        </w:r>
-      </w:hyperlink>
+      <w:r>
+        <w:rPr>
+          <w:lang w:val="id_ID" w:bidi="id_ID"/>
+        </w:rPr>
+        <w:t>2Kor. 8:23</w:t>
+      </w:r>
       <w:r>
         <w:rPr>
           <w:lang w:val="id_ID" w:bidi="id_ID"/>
         </w:rPr>
         <w:t xml:space="preserve">; </w:t>
       </w:r>
-      <w:hyperlink r:id="rId82">
-        <w:r>
-          <w:rPr>
-            <w:lang w:val="id_ID" w:bidi="id_ID"/>
-          </w:rPr>
-          <w:rPr>
-            <w:color w:val="0000EE"/>
-            <w:u w:val="single"/>
-          </w:rPr>
-          <w:t>Flp. 2:25).</w:t>
-        </w:r>
-      </w:hyperlink>
+      <w:r>
+        <w:rPr>
+          <w:lang w:val="id_ID" w:bidi="id_ID"/>
+        </w:rPr>
+        <w:t>Flp. 2:25).</w:t>
+      </w:r>
     </w:p>
     <w:p>
       <w:pPr>
@@ -2508,126 +2040,84 @@
         </w:rPr>
         <w:t>Yang lebih penting, kata "rasul" digunakan dalam pengertian teknis dengan ungkapan khusus "milik/dari Yesus Kristus" (</w:t>
       </w:r>
-      <w:hyperlink r:id="rId83">
-        <w:r>
-          <w:rPr>
-            <w:lang w:val="id_ID" w:bidi="id_ID"/>
-          </w:rPr>
-          <w:rPr>
-            <w:color w:val="0000EE"/>
-            <w:u w:val="single"/>
-          </w:rPr>
-          <w:t>1Kor. 1:1</w:t>
-        </w:r>
-      </w:hyperlink>
+      <w:r>
+        <w:rPr>
+          <w:lang w:val="id_ID" w:bidi="id_ID"/>
+        </w:rPr>
+        <w:t>1Kor. 1:1</w:t>
+      </w:r>
       <w:r>
         <w:rPr>
           <w:lang w:val="id_ID" w:bidi="id_ID"/>
         </w:rPr>
         <w:t xml:space="preserve">; </w:t>
       </w:r>
-      <w:hyperlink r:id="rId84">
-        <w:r>
-          <w:rPr>
-            <w:lang w:val="id_ID" w:bidi="id_ID"/>
-          </w:rPr>
-          <w:rPr>
-            <w:color w:val="0000EE"/>
-            <w:u w:val="single"/>
-          </w:rPr>
-          <w:t>2Kor. 1:1</w:t>
-        </w:r>
-      </w:hyperlink>
+      <w:r>
+        <w:rPr>
+          <w:lang w:val="id_ID" w:bidi="id_ID"/>
+        </w:rPr>
+        <w:t>2Kor. 1:1</w:t>
+      </w:r>
       <w:r>
         <w:rPr>
           <w:lang w:val="id_ID" w:bidi="id_ID"/>
         </w:rPr>
         <w:t xml:space="preserve">; </w:t>
       </w:r>
-      <w:hyperlink r:id="rId85">
-        <w:r>
-          <w:rPr>
-            <w:lang w:val="id_ID" w:bidi="id_ID"/>
-          </w:rPr>
-          <w:rPr>
-            <w:color w:val="0000EE"/>
-            <w:u w:val="single"/>
-          </w:rPr>
-          <w:t>11:13</w:t>
-        </w:r>
-      </w:hyperlink>
+      <w:r>
+        <w:rPr>
+          <w:lang w:val="id_ID" w:bidi="id_ID"/>
+        </w:rPr>
+        <w:t>11:13</w:t>
+      </w:r>
       <w:r>
         <w:rPr>
           <w:lang w:val="id_ID" w:bidi="id_ID"/>
         </w:rPr>
         <w:t xml:space="preserve">; </w:t>
       </w:r>
-      <w:hyperlink r:id="rId86">
-        <w:r>
-          <w:rPr>
-            <w:lang w:val="id_ID" w:bidi="id_ID"/>
-          </w:rPr>
-          <w:rPr>
-            <w:color w:val="0000EE"/>
-            <w:u w:val="single"/>
-          </w:rPr>
-          <w:t>Gal. 1:1</w:t>
-        </w:r>
-      </w:hyperlink>
+      <w:r>
+        <w:rPr>
+          <w:lang w:val="id_ID" w:bidi="id_ID"/>
+        </w:rPr>
+        <w:t>Gal. 1:1</w:t>
+      </w:r>
       <w:r>
         <w:rPr>
           <w:lang w:val="id_ID" w:bidi="id_ID"/>
         </w:rPr>
         <w:t xml:space="preserve">; </w:t>
       </w:r>
-      <w:hyperlink r:id="rId87">
-        <w:r>
-          <w:rPr>
-            <w:lang w:val="id_ID" w:bidi="id_ID"/>
-          </w:rPr>
-          <w:rPr>
-            <w:color w:val="0000EE"/>
-            <w:u w:val="single"/>
-          </w:rPr>
-          <w:t>Ef. 1:1</w:t>
-        </w:r>
-      </w:hyperlink>
+      <w:r>
+        <w:rPr>
+          <w:lang w:val="id_ID" w:bidi="id_ID"/>
+        </w:rPr>
+        <w:t>Ef. 1:1</w:t>
+      </w:r>
       <w:r>
         <w:rPr>
           <w:lang w:val="id_ID" w:bidi="id_ID"/>
         </w:rPr>
         <w:t xml:space="preserve">; </w:t>
       </w:r>
-      <w:hyperlink r:id="rId88">
-        <w:r>
-          <w:rPr>
-            <w:lang w:val="id_ID" w:bidi="id_ID"/>
-          </w:rPr>
-          <w:rPr>
-            <w:color w:val="0000EE"/>
-            <w:u w:val="single"/>
-          </w:rPr>
-          <w:t>Kol. 1:1</w:t>
-        </w:r>
-      </w:hyperlink>
+      <w:r>
+        <w:rPr>
+          <w:lang w:val="id_ID" w:bidi="id_ID"/>
+        </w:rPr>
+        <w:t>Kol. 1:1</w:t>
+      </w:r>
       <w:r>
         <w:rPr>
           <w:lang w:val="id_ID" w:bidi="id_ID"/>
         </w:rPr>
         <w:t xml:space="preserve">; </w:t>
       </w:r>
-      <w:hyperlink r:id="rId89">
-        <w:r>
-          <w:rPr>
-            <w:lang w:val="id_ID" w:bidi="id_ID"/>
-          </w:rPr>
-          <w:rPr>
-            <w:color w:val="0000EE"/>
-            <w:u w:val="single"/>
-          </w:rPr>
-          <w:t>1Tes. 2:6).</w:t>
-        </w:r>
-      </w:hyperlink>
+      <w:r>
+        <w:rPr>
+          <w:lang w:val="id_ID" w:bidi="id_ID"/>
+        </w:rPr>
+        <w:t>1Tes. 2:6).</w:t>
+      </w:r>
     </w:p>
     <w:p>
       <w:pPr/>
@@ -2642,162 +2132,108 @@
         </w:rPr>
         <w:t>"Yang diutus" maksudnya ialah "yang diutus oleh Yesus Kristus" (</w:t>
       </w:r>
-      <w:hyperlink r:id="rId90">
-        <w:r>
-          <w:rPr>
-            <w:lang w:val="id_ID" w:bidi="id_ID"/>
-          </w:rPr>
-          <w:rPr>
-            <w:color w:val="0000EE"/>
-            <w:u w:val="single"/>
-          </w:rPr>
-          <w:t>Rm. 16:7</w:t>
-        </w:r>
-      </w:hyperlink>
+      <w:r>
+        <w:rPr>
+          <w:lang w:val="id_ID" w:bidi="id_ID"/>
+        </w:rPr>
+        <w:t>Rm. 16:7</w:t>
+      </w:r>
       <w:r>
         <w:rPr>
           <w:lang w:val="id_ID" w:bidi="id_ID"/>
         </w:rPr>
         <w:t xml:space="preserve">; </w:t>
       </w:r>
-      <w:hyperlink r:id="rId91">
-        <w:r>
-          <w:rPr>
-            <w:lang w:val="id_ID" w:bidi="id_ID"/>
-          </w:rPr>
-          <w:rPr>
-            <w:color w:val="0000EE"/>
-            <w:u w:val="single"/>
-          </w:rPr>
-          <w:t>1Kor. 9:1, 5</w:t>
-        </w:r>
-      </w:hyperlink>
+      <w:r>
+        <w:rPr>
+          <w:lang w:val="id_ID" w:bidi="id_ID"/>
+        </w:rPr>
+        <w:t>1Kor. 9:1, 5</w:t>
+      </w:r>
       <w:r>
         <w:rPr>
           <w:lang w:val="id_ID" w:bidi="id_ID"/>
         </w:rPr>
         <w:t xml:space="preserve">; </w:t>
       </w:r>
-      <w:hyperlink r:id="rId92">
-        <w:r>
-          <w:rPr>
-            <w:lang w:val="id_ID" w:bidi="id_ID"/>
-          </w:rPr>
-          <w:rPr>
-            <w:color w:val="0000EE"/>
-            <w:u w:val="single"/>
-          </w:rPr>
-          <w:t>12:28</w:t>
-        </w:r>
-      </w:hyperlink>
+      <w:r>
+        <w:rPr>
+          <w:lang w:val="id_ID" w:bidi="id_ID"/>
+        </w:rPr>
+        <w:t>12:28</w:t>
+      </w:r>
       <w:r>
         <w:rPr>
           <w:lang w:val="id_ID" w:bidi="id_ID"/>
         </w:rPr>
         <w:t xml:space="preserve">; </w:t>
       </w:r>
-      <w:hyperlink r:id="rId93">
-        <w:r>
-          <w:rPr>
-            <w:lang w:val="id_ID" w:bidi="id_ID"/>
-          </w:rPr>
-          <w:rPr>
-            <w:color w:val="0000EE"/>
-            <w:u w:val="single"/>
-          </w:rPr>
-          <w:t>Gal. 1:17</w:t>
-        </w:r>
-      </w:hyperlink>
+      <w:r>
+        <w:rPr>
+          <w:lang w:val="id_ID" w:bidi="id_ID"/>
+        </w:rPr>
+        <w:t>Gal. 1:17</w:t>
+      </w:r>
       <w:r>
         <w:rPr>
           <w:lang w:val="id_ID" w:bidi="id_ID"/>
         </w:rPr>
         <w:t>–</w:t>
       </w:r>
-      <w:hyperlink r:id="rId93">
-        <w:r>
-          <w:rPr>
-            <w:lang w:val="id_ID" w:bidi="id_ID"/>
-          </w:rPr>
-          <w:rPr>
-            <w:color w:val="0000EE"/>
-            <w:u w:val="single"/>
-          </w:rPr>
-          <w:t>19</w:t>
-        </w:r>
-      </w:hyperlink>
+      <w:r>
+        <w:rPr>
+          <w:lang w:val="id_ID" w:bidi="id_ID"/>
+        </w:rPr>
+        <w:t>19</w:t>
+      </w:r>
       <w:r>
         <w:rPr>
           <w:lang w:val="id_ID" w:bidi="id_ID"/>
         </w:rPr>
         <w:t>). Paulus berkata bahwa ia berhak untuk disebut sebagai rasul. Ia mendasari hal ini pada gagasan yang sama mengenai rasul-rasul yang diajarkan Yesus. Paulus selalu mengaitkan pernyataannya dengan peristiwa tertentu di masa lalunya. Peristiwa ini adalah ketika Yesus yang telah bangkit menampakkan diri kepadanya (</w:t>
       </w:r>
-      <w:hyperlink r:id="rId94">
-        <w:r>
-          <w:rPr>
-            <w:lang w:val="id_ID" w:bidi="id_ID"/>
-          </w:rPr>
-          <w:rPr>
-            <w:color w:val="0000EE"/>
-            <w:u w:val="single"/>
-          </w:rPr>
-          <w:t>1Kor. 9:1</w:t>
-        </w:r>
-      </w:hyperlink>
+      <w:r>
+        <w:rPr>
+          <w:lang w:val="id_ID" w:bidi="id_ID"/>
+        </w:rPr>
+        <w:t>1Kor. 9:1</w:t>
+      </w:r>
       <w:r>
         <w:rPr>
           <w:lang w:val="id_ID" w:bidi="id_ID"/>
         </w:rPr>
         <w:t xml:space="preserve">; </w:t>
       </w:r>
-      <w:hyperlink r:id="rId95">
-        <w:r>
-          <w:rPr>
-            <w:lang w:val="id_ID" w:bidi="id_ID"/>
-          </w:rPr>
-          <w:rPr>
-            <w:color w:val="0000EE"/>
-            <w:u w:val="single"/>
-          </w:rPr>
-          <w:t>Gal. 1:12, 16</w:t>
-        </w:r>
-      </w:hyperlink>
+      <w:r>
+        <w:rPr>
+          <w:lang w:val="id_ID" w:bidi="id_ID"/>
+        </w:rPr>
+        <w:t>Gal. 1:12, 16</w:t>
+      </w:r>
       <w:r>
         <w:rPr>
           <w:lang w:val="id_ID" w:bidi="id_ID"/>
         </w:rPr>
         <w:t>). Paulus berpikir penampakkan ini juga sama pentingnya seperti pada waktu Yesus menampakkan diri kepada orang-orang yang lainnya setelah Ia bangkit dari kematian (</w:t>
       </w:r>
-      <w:hyperlink r:id="rId96">
-        <w:r>
-          <w:rPr>
-            <w:lang w:val="id_ID" w:bidi="id_ID"/>
-          </w:rPr>
-          <w:rPr>
-            <w:color w:val="0000EE"/>
-            <w:u w:val="single"/>
-          </w:rPr>
-          <w:t>1Kor. 15:3</w:t>
-        </w:r>
-      </w:hyperlink>
+      <w:r>
+        <w:rPr>
+          <w:lang w:val="id_ID" w:bidi="id_ID"/>
+        </w:rPr>
+        <w:t>1Kor. 15:3</w:t>
+      </w:r>
       <w:r>
         <w:rPr>
           <w:lang w:val="id_ID" w:bidi="id_ID"/>
         </w:rPr>
         <w:t>–</w:t>
       </w:r>
-      <w:hyperlink r:id="rId96">
-        <w:r>
-          <w:rPr>
-            <w:lang w:val="id_ID" w:bidi="id_ID"/>
-          </w:rPr>
-          <w:rPr>
-            <w:color w:val="0000EE"/>
-            <w:u w:val="single"/>
-          </w:rPr>
-          <w:t>8</w:t>
-        </w:r>
-      </w:hyperlink>
+      <w:r>
+        <w:rPr>
+          <w:lang w:val="id_ID" w:bidi="id_ID"/>
+        </w:rPr>
+        <w:t>8</w:t>
+      </w:r>
       <w:r>
         <w:rPr>
           <w:lang w:val="id_ID" w:bidi="id_ID"/>
@@ -2818,324 +2254,216 @@
         </w:rPr>
         <w:t xml:space="preserve">Paulus berpendapat bahwa pengalamannya di luar kota Damsyik (bdk. </w:t>
       </w:r>
-      <w:hyperlink r:id="rId97">
-        <w:r>
-          <w:rPr>
-            <w:lang w:val="id_ID" w:bidi="id_ID"/>
-          </w:rPr>
-          <w:rPr>
-            <w:color w:val="0000EE"/>
-            <w:u w:val="single"/>
-          </w:rPr>
-          <w:t>Kisah 9:1</w:t>
-        </w:r>
-      </w:hyperlink>
+      <w:r>
+        <w:rPr>
+          <w:lang w:val="id_ID" w:bidi="id_ID"/>
+        </w:rPr>
+        <w:t>Kisah 9:1</w:t>
+      </w:r>
       <w:r>
         <w:rPr>
           <w:lang w:val="id_ID" w:bidi="id_ID"/>
         </w:rPr>
         <w:t>–</w:t>
       </w:r>
-      <w:hyperlink r:id="rId97">
-        <w:r>
-          <w:rPr>
-            <w:lang w:val="id_ID" w:bidi="id_ID"/>
-          </w:rPr>
-          <w:rPr>
-            <w:color w:val="0000EE"/>
-            <w:u w:val="single"/>
-          </w:rPr>
-          <w:t>19a</w:t>
-        </w:r>
-      </w:hyperlink>
+      <w:r>
+        <w:rPr>
+          <w:lang w:val="id_ID" w:bidi="id_ID"/>
+        </w:rPr>
+        <w:t>19a</w:t>
+      </w:r>
       <w:r>
         <w:rPr>
           <w:lang w:val="id_ID" w:bidi="id_ID"/>
         </w:rPr>
         <w:t xml:space="preserve">; </w:t>
       </w:r>
-      <w:hyperlink r:id="rId98">
-        <w:r>
-          <w:rPr>
-            <w:lang w:val="id_ID" w:bidi="id_ID"/>
-          </w:rPr>
-          <w:rPr>
-            <w:color w:val="0000EE"/>
-            <w:u w:val="single"/>
-          </w:rPr>
-          <w:t>22:6</w:t>
-        </w:r>
-      </w:hyperlink>
+      <w:r>
+        <w:rPr>
+          <w:lang w:val="id_ID" w:bidi="id_ID"/>
+        </w:rPr>
+        <w:t>22:6</w:t>
+      </w:r>
       <w:r>
         <w:rPr>
           <w:lang w:val="id_ID" w:bidi="id_ID"/>
         </w:rPr>
         <w:t>–</w:t>
       </w:r>
-      <w:hyperlink r:id="rId98">
-        <w:r>
-          <w:rPr>
-            <w:lang w:val="id_ID" w:bidi="id_ID"/>
-          </w:rPr>
-          <w:rPr>
-            <w:color w:val="0000EE"/>
-            <w:u w:val="single"/>
-          </w:rPr>
-          <w:t>16</w:t>
-        </w:r>
-      </w:hyperlink>
+      <w:r>
+        <w:rPr>
+          <w:lang w:val="id_ID" w:bidi="id_ID"/>
+        </w:rPr>
+        <w:t>16</w:t>
+      </w:r>
       <w:r>
         <w:rPr>
           <w:lang w:val="id_ID" w:bidi="id_ID"/>
         </w:rPr>
         <w:t xml:space="preserve">; </w:t>
       </w:r>
-      <w:hyperlink r:id="rId99">
-        <w:r>
-          <w:rPr>
-            <w:lang w:val="id_ID" w:bidi="id_ID"/>
-          </w:rPr>
-          <w:rPr>
-            <w:color w:val="0000EE"/>
-            <w:u w:val="single"/>
-          </w:rPr>
-          <w:t>26:12</w:t>
-        </w:r>
-      </w:hyperlink>
+      <w:r>
+        <w:rPr>
+          <w:lang w:val="id_ID" w:bidi="id_ID"/>
+        </w:rPr>
+        <w:t>26:12</w:t>
+      </w:r>
       <w:r>
         <w:rPr>
           <w:lang w:val="id_ID" w:bidi="id_ID"/>
         </w:rPr>
         <w:t>–</w:t>
       </w:r>
-      <w:hyperlink r:id="rId99">
-        <w:r>
-          <w:rPr>
-            <w:lang w:val="id_ID" w:bidi="id_ID"/>
-          </w:rPr>
-          <w:rPr>
-            <w:color w:val="0000EE"/>
-            <w:u w:val="single"/>
-          </w:rPr>
-          <w:t>18</w:t>
-        </w:r>
-      </w:hyperlink>
+      <w:r>
+        <w:rPr>
+          <w:lang w:val="id_ID" w:bidi="id_ID"/>
+        </w:rPr>
+        <w:t>18</w:t>
+      </w:r>
       <w:r>
         <w:rPr>
           <w:lang w:val="id_ID" w:bidi="id_ID"/>
         </w:rPr>
         <w:t xml:space="preserve">; </w:t>
       </w:r>
-      <w:hyperlink r:id="rId100">
-        <w:r>
-          <w:rPr>
-            <w:lang w:val="id_ID" w:bidi="id_ID"/>
-          </w:rPr>
-          <w:rPr>
-            <w:color w:val="0000EE"/>
-            <w:u w:val="single"/>
-          </w:rPr>
-          <w:t>Gal. 1:17</w:t>
-        </w:r>
-      </w:hyperlink>
+      <w:r>
+        <w:rPr>
+          <w:lang w:val="id_ID" w:bidi="id_ID"/>
+        </w:rPr>
+        <w:t>Gal. 1:17</w:t>
+      </w:r>
       <w:r>
         <w:rPr>
           <w:lang w:val="id_ID" w:bidi="id_ID"/>
         </w:rPr>
         <w:t>) merupakan amanat seumur hidup untuk memberitakan Kristus yang telah bangkit (</w:t>
       </w:r>
-      <w:hyperlink r:id="rId101">
-        <w:r>
-          <w:rPr>
-            <w:lang w:val="id_ID" w:bidi="id_ID"/>
-          </w:rPr>
-          <w:rPr>
-            <w:color w:val="0000EE"/>
-            <w:u w:val="single"/>
-          </w:rPr>
-          <w:t>1Kor. 1:17</w:t>
-        </w:r>
-      </w:hyperlink>
+      <w:r>
+        <w:rPr>
+          <w:lang w:val="id_ID" w:bidi="id_ID"/>
+        </w:rPr>
+        <w:t>1Kor. 1:17</w:t>
+      </w:r>
       <w:r>
         <w:rPr>
           <w:lang w:val="id_ID" w:bidi="id_ID"/>
         </w:rPr>
         <w:t xml:space="preserve">; </w:t>
       </w:r>
-      <w:hyperlink r:id="rId102">
-        <w:r>
-          <w:rPr>
-            <w:lang w:val="id_ID" w:bidi="id_ID"/>
-          </w:rPr>
-          <w:rPr>
-            <w:color w:val="0000EE"/>
-            <w:u w:val="single"/>
-          </w:rPr>
-          <w:t>2:1</w:t>
-        </w:r>
-      </w:hyperlink>
+      <w:r>
+        <w:rPr>
+          <w:lang w:val="id_ID" w:bidi="id_ID"/>
+        </w:rPr>
+        <w:t>2:1</w:t>
+      </w:r>
       <w:r>
         <w:rPr>
           <w:lang w:val="id_ID" w:bidi="id_ID"/>
         </w:rPr>
         <w:t>–</w:t>
       </w:r>
-      <w:hyperlink r:id="rId102">
-        <w:r>
-          <w:rPr>
-            <w:lang w:val="id_ID" w:bidi="id_ID"/>
-          </w:rPr>
-          <w:rPr>
-            <w:color w:val="0000EE"/>
-            <w:u w:val="single"/>
-          </w:rPr>
-          <w:t>2</w:t>
-        </w:r>
-      </w:hyperlink>
+      <w:r>
+        <w:rPr>
+          <w:lang w:val="id_ID" w:bidi="id_ID"/>
+        </w:rPr>
+        <w:t>2</w:t>
+      </w:r>
       <w:r>
         <w:rPr>
           <w:lang w:val="id_ID" w:bidi="id_ID"/>
         </w:rPr>
         <w:t>). Ia dipanggil untuk berkhotbah terutama kepada orang-orang non-Yahudi (</w:t>
       </w:r>
-      <w:hyperlink r:id="rId103">
-        <w:r>
-          <w:rPr>
-            <w:lang w:val="id_ID" w:bidi="id_ID"/>
-          </w:rPr>
-          <w:rPr>
-            <w:color w:val="0000EE"/>
-            <w:u w:val="single"/>
-          </w:rPr>
-          <w:t>Kisah 9:15</w:t>
-        </w:r>
-      </w:hyperlink>
+      <w:r>
+        <w:rPr>
+          <w:lang w:val="id_ID" w:bidi="id_ID"/>
+        </w:rPr>
+        <w:t>Kisah 9:15</w:t>
+      </w:r>
       <w:r>
         <w:rPr>
           <w:lang w:val="id_ID" w:bidi="id_ID"/>
         </w:rPr>
         <w:t xml:space="preserve">; </w:t>
       </w:r>
-      <w:hyperlink r:id="rId104">
-        <w:r>
-          <w:rPr>
-            <w:lang w:val="id_ID" w:bidi="id_ID"/>
-          </w:rPr>
-          <w:rPr>
-            <w:color w:val="0000EE"/>
-            <w:u w:val="single"/>
-          </w:rPr>
-          <w:t>22:15</w:t>
-        </w:r>
-      </w:hyperlink>
+      <w:r>
+        <w:rPr>
+          <w:lang w:val="id_ID" w:bidi="id_ID"/>
+        </w:rPr>
+        <w:t>22:15</w:t>
+      </w:r>
       <w:r>
         <w:rPr>
           <w:lang w:val="id_ID" w:bidi="id_ID"/>
         </w:rPr>
         <w:t xml:space="preserve">; </w:t>
       </w:r>
-      <w:hyperlink r:id="rId105">
-        <w:r>
-          <w:rPr>
-            <w:lang w:val="id_ID" w:bidi="id_ID"/>
-          </w:rPr>
-          <w:rPr>
-            <w:color w:val="0000EE"/>
-            <w:u w:val="single"/>
-          </w:rPr>
-          <w:t>26:17, 23</w:t>
-        </w:r>
-      </w:hyperlink>
+      <w:r>
+        <w:rPr>
+          <w:lang w:val="id_ID" w:bidi="id_ID"/>
+        </w:rPr>
+        <w:t>26:17, 23</w:t>
+      </w:r>
       <w:r>
         <w:rPr>
           <w:lang w:val="id_ID" w:bidi="id_ID"/>
         </w:rPr>
         <w:t xml:space="preserve">; </w:t>
       </w:r>
-      <w:hyperlink r:id="rId106">
-        <w:r>
-          <w:rPr>
-            <w:lang w:val="id_ID" w:bidi="id_ID"/>
-          </w:rPr>
-          <w:rPr>
-            <w:color w:val="0000EE"/>
-            <w:u w:val="single"/>
-          </w:rPr>
-          <w:t>Gal. 1:15</w:t>
-        </w:r>
-      </w:hyperlink>
+      <w:r>
+        <w:rPr>
+          <w:lang w:val="id_ID" w:bidi="id_ID"/>
+        </w:rPr>
+        <w:t>Gal. 1:15</w:t>
+      </w:r>
       <w:r>
         <w:rPr>
           <w:lang w:val="id_ID" w:bidi="id_ID"/>
         </w:rPr>
         <w:t>–</w:t>
       </w:r>
-      <w:hyperlink r:id="rId106">
-        <w:r>
-          <w:rPr>
-            <w:lang w:val="id_ID" w:bidi="id_ID"/>
-          </w:rPr>
-          <w:rPr>
-            <w:color w:val="0000EE"/>
-            <w:u w:val="single"/>
-          </w:rPr>
-          <w:t>16</w:t>
-        </w:r>
-      </w:hyperlink>
+      <w:r>
+        <w:rPr>
+          <w:lang w:val="id_ID" w:bidi="id_ID"/>
+        </w:rPr>
+        <w:t>16</w:t>
+      </w:r>
       <w:r>
         <w:rPr>
           <w:lang w:val="id_ID" w:bidi="id_ID"/>
         </w:rPr>
         <w:t>). Melalui pemberitaannya, Kristus terus bekerja, menciptakan umat Allah yang baru (</w:t>
       </w:r>
-      <w:hyperlink r:id="rId107">
-        <w:r>
-          <w:rPr>
-            <w:lang w:val="id_ID" w:bidi="id_ID"/>
-          </w:rPr>
-          <w:rPr>
-            <w:color w:val="0000EE"/>
-            <w:u w:val="single"/>
-          </w:rPr>
-          <w:t>1Kor. 9:1</w:t>
-        </w:r>
-      </w:hyperlink>
+      <w:r>
+        <w:rPr>
+          <w:lang w:val="id_ID" w:bidi="id_ID"/>
+        </w:rPr>
+        <w:t>1Kor. 9:1</w:t>
+      </w:r>
       <w:r>
         <w:rPr>
           <w:lang w:val="id_ID" w:bidi="id_ID"/>
         </w:rPr>
         <w:t>–</w:t>
       </w:r>
-      <w:hyperlink r:id="rId107">
-        <w:r>
-          <w:rPr>
-            <w:lang w:val="id_ID" w:bidi="id_ID"/>
-          </w:rPr>
-          <w:rPr>
-            <w:color w:val="0000EE"/>
-            <w:u w:val="single"/>
-          </w:rPr>
-          <w:t>2</w:t>
-        </w:r>
-      </w:hyperlink>
+      <w:r>
+        <w:rPr>
+          <w:lang w:val="id_ID" w:bidi="id_ID"/>
+        </w:rPr>
+        <w:t>2</w:t>
+      </w:r>
       <w:r>
         <w:rPr>
           <w:lang w:val="id_ID" w:bidi="id_ID"/>
         </w:rPr>
         <w:t xml:space="preserve">; </w:t>
       </w:r>
-      <w:hyperlink r:id="rId108">
-        <w:r>
-          <w:rPr>
-            <w:lang w:val="id_ID" w:bidi="id_ID"/>
-          </w:rPr>
-          <w:rPr>
-            <w:color w:val="0000EE"/>
-            <w:u w:val="single"/>
-          </w:rPr>
-          <w:t>Gal. 2:8</w:t>
-        </w:r>
-      </w:hyperlink>
+      <w:r>
+        <w:rPr>
+          <w:lang w:val="id_ID" w:bidi="id_ID"/>
+        </w:rPr>
+        <w:t>Gal. 2:8</w:t>
+      </w:r>
       <w:r>
         <w:rPr>
           <w:lang w:val="id_ID" w:bidi="id_ID"/>
@@ -3235,126 +2563,84 @@
         </w:rPr>
         <w:t>Kota di Italia ini, menurut tradisi, didirikan pada tahun 753 SM di tujuh bukit sekitar 15 mil (24,1 kilometer) dari muara Sungai Tiber. Kota ini tidak disebutkan dalam Alkitab sampai zaman Perjanjian Baru. Ada sembilan referensi eksplisit mengenai kota ini dalam PB (</w:t>
       </w:r>
-      <w:hyperlink r:id="rId109">
-        <w:r>
-          <w:rPr>
-            <w:lang w:val="id_ID" w:bidi="id_ID"/>
-          </w:rPr>
-          <w:rPr>
-            <w:color w:val="0000EE"/>
-            <w:u w:val="single"/>
-          </w:rPr>
-          <w:t>Kisah 2:10</w:t>
-        </w:r>
-      </w:hyperlink>
+      <w:r>
+        <w:rPr>
+          <w:lang w:val="id_ID" w:bidi="id_ID"/>
+        </w:rPr>
+        <w:t>Kisah 2:10</w:t>
+      </w:r>
       <w:r>
         <w:rPr>
           <w:lang w:val="id_ID" w:bidi="id_ID"/>
         </w:rPr>
         <w:t xml:space="preserve">; </w:t>
       </w:r>
-      <w:hyperlink r:id="rId110">
-        <w:r>
-          <w:rPr>
-            <w:lang w:val="id_ID" w:bidi="id_ID"/>
-          </w:rPr>
-          <w:rPr>
-            <w:color w:val="0000EE"/>
-            <w:u w:val="single"/>
-          </w:rPr>
-          <w:t>18:2</w:t>
-        </w:r>
-      </w:hyperlink>
+      <w:r>
+        <w:rPr>
+          <w:lang w:val="id_ID" w:bidi="id_ID"/>
+        </w:rPr>
+        <w:t>18:2</w:t>
+      </w:r>
       <w:r>
         <w:rPr>
           <w:lang w:val="id_ID" w:bidi="id_ID"/>
         </w:rPr>
         <w:t xml:space="preserve">; </w:t>
       </w:r>
-      <w:hyperlink r:id="rId111">
-        <w:r>
-          <w:rPr>
-            <w:lang w:val="id_ID" w:bidi="id_ID"/>
-          </w:rPr>
-          <w:rPr>
-            <w:color w:val="0000EE"/>
-            <w:u w:val="single"/>
-          </w:rPr>
-          <w:t>19:21</w:t>
-        </w:r>
-      </w:hyperlink>
+      <w:r>
+        <w:rPr>
+          <w:lang w:val="id_ID" w:bidi="id_ID"/>
+        </w:rPr>
+        <w:t>19:21</w:t>
+      </w:r>
       <w:r>
         <w:rPr>
           <w:lang w:val="id_ID" w:bidi="id_ID"/>
         </w:rPr>
         <w:t xml:space="preserve">; </w:t>
       </w:r>
-      <w:hyperlink r:id="rId112">
-        <w:r>
-          <w:rPr>
-            <w:lang w:val="id_ID" w:bidi="id_ID"/>
-          </w:rPr>
-          <w:rPr>
-            <w:color w:val="0000EE"/>
-            <w:u w:val="single"/>
-          </w:rPr>
-          <w:t>23:11</w:t>
-        </w:r>
-      </w:hyperlink>
+      <w:r>
+        <w:rPr>
+          <w:lang w:val="id_ID" w:bidi="id_ID"/>
+        </w:rPr>
+        <w:t>23:11</w:t>
+      </w:r>
       <w:r>
         <w:rPr>
           <w:lang w:val="id_ID" w:bidi="id_ID"/>
         </w:rPr>
         <w:t xml:space="preserve">; </w:t>
       </w:r>
-      <w:hyperlink r:id="rId113">
-        <w:r>
-          <w:rPr>
-            <w:lang w:val="id_ID" w:bidi="id_ID"/>
-          </w:rPr>
-          <w:rPr>
-            <w:color w:val="0000EE"/>
-            <w:u w:val="single"/>
-          </w:rPr>
-          <w:t>28:14, 16</w:t>
-        </w:r>
-      </w:hyperlink>
+      <w:r>
+        <w:rPr>
+          <w:lang w:val="id_ID" w:bidi="id_ID"/>
+        </w:rPr>
+        <w:t>28:14, 16</w:t>
+      </w:r>
       <w:r>
         <w:rPr>
           <w:lang w:val="id_ID" w:bidi="id_ID"/>
         </w:rPr>
         <w:t xml:space="preserve">; </w:t>
       </w:r>
-      <w:hyperlink r:id="rId114">
-        <w:r>
-          <w:rPr>
-            <w:lang w:val="id_ID" w:bidi="id_ID"/>
-          </w:rPr>
-          <w:rPr>
-            <w:color w:val="0000EE"/>
-            <w:u w:val="single"/>
-          </w:rPr>
-          <w:t>Rm. 1:7, 15</w:t>
-        </w:r>
-      </w:hyperlink>
+      <w:r>
+        <w:rPr>
+          <w:lang w:val="id_ID" w:bidi="id_ID"/>
+        </w:rPr>
+        <w:t>Rm. 1:7, 15</w:t>
+      </w:r>
       <w:r>
         <w:rPr>
           <w:lang w:val="id_ID" w:bidi="id_ID"/>
         </w:rPr>
         <w:t xml:space="preserve">; </w:t>
       </w:r>
-      <w:hyperlink r:id="rId115">
-        <w:r>
-          <w:rPr>
-            <w:lang w:val="id_ID" w:bidi="id_ID"/>
-          </w:rPr>
-          <w:rPr>
-            <w:color w:val="0000EE"/>
-            <w:u w:val="single"/>
-          </w:rPr>
-          <w:t>2Tim. 1:17</w:t>
-        </w:r>
-      </w:hyperlink>
+      <w:r>
+        <w:rPr>
+          <w:lang w:val="id_ID" w:bidi="id_ID"/>
+        </w:rPr>
+        <w:t>2Tim. 1:17</w:t>
+      </w:r>
       <w:r>
         <w:rPr>
           <w:lang w:val="id_ID" w:bidi="id_ID"/>
@@ -3469,126 +2755,84 @@
         </w:rPr>
         <w:t>) berlangsung di dalam negeri dan luar negeri hingga jauh ke abad kedua Masehi. Para kaisar abad pertama Masehi mencakup periode kehidupan Yesus dan gereja yang sedang berkembang, dan beberapa disebutkan dalam PB: Augustus (TB: Agustus) (</w:t>
       </w:r>
-      <w:hyperlink r:id="rId116">
-        <w:r>
-          <w:rPr>
-            <w:lang w:val="id_ID" w:bidi="id_ID"/>
-          </w:rPr>
-          <w:rPr>
-            <w:color w:val="0000EE"/>
-            <w:u w:val="single"/>
-          </w:rPr>
-          <w:t>Luk. 2:1</w:t>
-        </w:r>
-      </w:hyperlink>
+      <w:r>
+        <w:rPr>
+          <w:lang w:val="id_ID" w:bidi="id_ID"/>
+        </w:rPr>
+        <w:t>Luk. 2:1</w:t>
+      </w:r>
       <w:r>
         <w:rPr>
           <w:lang w:val="id_ID" w:bidi="id_ID"/>
         </w:rPr>
         <w:t>), Tiberius (</w:t>
       </w:r>
-      <w:hyperlink r:id="rId117">
-        <w:r>
-          <w:rPr>
-            <w:lang w:val="id_ID" w:bidi="id_ID"/>
-          </w:rPr>
-          <w:rPr>
-            <w:color w:val="0000EE"/>
-            <w:u w:val="single"/>
-          </w:rPr>
-          <w:t>Luk. 3:1</w:t>
-        </w:r>
-      </w:hyperlink>
+      <w:r>
+        <w:rPr>
+          <w:lang w:val="id_ID" w:bidi="id_ID"/>
+        </w:rPr>
+        <w:t>Luk. 3:1</w:t>
+      </w:r>
       <w:r>
         <w:rPr>
           <w:lang w:val="id_ID" w:bidi="id_ID"/>
         </w:rPr>
         <w:t>), Klaudius (</w:t>
       </w:r>
-      <w:hyperlink r:id="rId118">
-        <w:r>
-          <w:rPr>
-            <w:lang w:val="id_ID" w:bidi="id_ID"/>
-          </w:rPr>
-          <w:rPr>
-            <w:color w:val="0000EE"/>
-            <w:u w:val="single"/>
-          </w:rPr>
-          <w:t>Kisah 11:28</w:t>
-        </w:r>
-      </w:hyperlink>
+      <w:r>
+        <w:rPr>
+          <w:lang w:val="id_ID" w:bidi="id_ID"/>
+        </w:rPr>
+        <w:t>Kisah 11:28</w:t>
+      </w:r>
       <w:r>
         <w:rPr>
           <w:lang w:val="id_ID" w:bidi="id_ID"/>
         </w:rPr>
         <w:t xml:space="preserve">; </w:t>
       </w:r>
-      <w:hyperlink r:id="rId110">
-        <w:r>
-          <w:rPr>
-            <w:lang w:val="id_ID" w:bidi="id_ID"/>
-          </w:rPr>
-          <w:rPr>
-            <w:color w:val="0000EE"/>
-            <w:u w:val="single"/>
-          </w:rPr>
-          <w:t>18:2</w:t>
-        </w:r>
-      </w:hyperlink>
+      <w:r>
+        <w:rPr>
+          <w:lang w:val="id_ID" w:bidi="id_ID"/>
+        </w:rPr>
+        <w:t>18:2</w:t>
+      </w:r>
       <w:r>
         <w:rPr>
           <w:lang w:val="id_ID" w:bidi="id_ID"/>
         </w:rPr>
         <w:t>), dan Nero, yang disebut tanpa ditulis namanya secara eksplisit (</w:t>
       </w:r>
-      <w:hyperlink r:id="rId119">
-        <w:r>
-          <w:rPr>
-            <w:lang w:val="id_ID" w:bidi="id_ID"/>
-          </w:rPr>
-          <w:rPr>
-            <w:color w:val="0000EE"/>
-            <w:u w:val="single"/>
-          </w:rPr>
-          <w:t>Kisah 25:10–12</w:t>
-        </w:r>
-      </w:hyperlink>
+      <w:r>
+        <w:rPr>
+          <w:lang w:val="id_ID" w:bidi="id_ID"/>
+        </w:rPr>
+        <w:t>Kisah 25:10–12</w:t>
+      </w:r>
       <w:r>
         <w:rPr>
           <w:lang w:val="id_ID" w:bidi="id_ID"/>
         </w:rPr>
         <w:t xml:space="preserve">; </w:t>
       </w:r>
-      <w:hyperlink r:id="rId120">
-        <w:r>
-          <w:rPr>
-            <w:lang w:val="id_ID" w:bidi="id_ID"/>
-          </w:rPr>
-          <w:rPr>
-            <w:color w:val="0000EE"/>
-            <w:u w:val="single"/>
-          </w:rPr>
-          <w:t>27:24</w:t>
-        </w:r>
-      </w:hyperlink>
+      <w:r>
+        <w:rPr>
+          <w:lang w:val="id_ID" w:bidi="id_ID"/>
+        </w:rPr>
+        <w:t>27:24</w:t>
+      </w:r>
       <w:r>
         <w:rPr>
           <w:lang w:val="id_ID" w:bidi="id_ID"/>
         </w:rPr>
         <w:t xml:space="preserve">; </w:t>
       </w:r>
-      <w:hyperlink r:id="rId121">
-        <w:r>
-          <w:rPr>
-            <w:lang w:val="id_ID" w:bidi="id_ID"/>
-          </w:rPr>
-          <w:rPr>
-            <w:color w:val="0000EE"/>
-            <w:u w:val="single"/>
-          </w:rPr>
-          <w:t>2Tim. 4:16–17</w:t>
-        </w:r>
-      </w:hyperlink>
+      <w:r>
+        <w:rPr>
+          <w:lang w:val="id_ID" w:bidi="id_ID"/>
+        </w:rPr>
+        <w:t>2Tim. 4:16–17</w:t>
+      </w:r>
       <w:r>
         <w:rPr>
           <w:lang w:val="id_ID" w:bidi="id_ID"/>
@@ -3634,90 +2878,60 @@
         </w:rPr>
         <w:t>Dengan intervensi militer Pompeius dalam urusan internal Yudea pada tahun 63 SM, Roma mengukuhkan kehadirannya di Palestina. Sensus yang diperintahkan oleh Kaisar Augustus, yang mempengaruhi provinsi-provinsi timur serta seluruh dunia Romawi (</w:t>
       </w:r>
-      <w:hyperlink r:id="rId122">
-        <w:r>
-          <w:rPr>
-            <w:lang w:val="id_ID" w:bidi="id_ID"/>
-          </w:rPr>
-          <w:rPr>
-            <w:color w:val="0000EE"/>
-            <w:u w:val="single"/>
-          </w:rPr>
-          <w:t>Luk. 2:1–2</w:t>
-        </w:r>
-      </w:hyperlink>
+      <w:r>
+        <w:rPr>
+          <w:lang w:val="id_ID" w:bidi="id_ID"/>
+        </w:rPr>
+        <w:t>Luk. 2:1–2</w:t>
+      </w:r>
       <w:r>
         <w:rPr>
           <w:lang w:val="id_ID" w:bidi="id_ID"/>
         </w:rPr>
         <w:t xml:space="preserve">), adalah pengingat yang jelas. Kehadiran militer Romawi tercermin dengan jelas di halaman-halaman Injil dan kitab Kisah Para Rasul (mis., </w:t>
       </w:r>
-      <w:hyperlink r:id="rId123">
-        <w:r>
-          <w:rPr>
-            <w:lang w:val="id_ID" w:bidi="id_ID"/>
-          </w:rPr>
-          <w:rPr>
-            <w:color w:val="0000EE"/>
-            <w:u w:val="single"/>
-          </w:rPr>
-          <w:t>Mrk. 15:16</w:t>
-        </w:r>
-      </w:hyperlink>
+      <w:r>
+        <w:rPr>
+          <w:lang w:val="id_ID" w:bidi="id_ID"/>
+        </w:rPr>
+        <w:t>Mrk. 15:16</w:t>
+      </w:r>
       <w:r>
         <w:rPr>
           <w:lang w:val="id_ID" w:bidi="id_ID"/>
         </w:rPr>
         <w:t xml:space="preserve">; </w:t>
       </w:r>
-      <w:hyperlink r:id="rId124">
-        <w:r>
-          <w:rPr>
-            <w:lang w:val="id_ID" w:bidi="id_ID"/>
-          </w:rPr>
-          <w:rPr>
-            <w:color w:val="0000EE"/>
-            <w:u w:val="single"/>
-          </w:rPr>
-          <w:t>Luk. 3:14</w:t>
-        </w:r>
-      </w:hyperlink>
+      <w:r>
+        <w:rPr>
+          <w:lang w:val="id_ID" w:bidi="id_ID"/>
+        </w:rPr>
+        <w:t>Luk. 3:14</w:t>
+      </w:r>
       <w:r>
         <w:rPr>
           <w:lang w:val="id_ID" w:bidi="id_ID"/>
         </w:rPr>
         <w:t xml:space="preserve">; </w:t>
       </w:r>
-      <w:hyperlink r:id="rId125">
-        <w:r>
-          <w:rPr>
-            <w:lang w:val="id_ID" w:bidi="id_ID"/>
-          </w:rPr>
-          <w:rPr>
-            <w:color w:val="0000EE"/>
-            <w:u w:val="single"/>
-          </w:rPr>
-          <w:t>7:1–8</w:t>
-        </w:r>
-      </w:hyperlink>
+      <w:r>
+        <w:rPr>
+          <w:lang w:val="id_ID" w:bidi="id_ID"/>
+        </w:rPr>
+        <w:t>7:1–8</w:t>
+      </w:r>
       <w:r>
         <w:rPr>
           <w:lang w:val="id_ID" w:bidi="id_ID"/>
         </w:rPr>
         <w:t xml:space="preserve">; </w:t>
       </w:r>
-      <w:hyperlink r:id="rId126">
-        <w:r>
-          <w:rPr>
-            <w:lang w:val="id_ID" w:bidi="id_ID"/>
-          </w:rPr>
-          <w:rPr>
-            <w:color w:val="0000EE"/>
-            <w:u w:val="single"/>
-          </w:rPr>
-          <w:t>Kisah 5:37</w:t>
-        </w:r>
-      </w:hyperlink>
+      <w:r>
+        <w:rPr>
+          <w:lang w:val="id_ID" w:bidi="id_ID"/>
+        </w:rPr>
+        <w:t>Kisah 5:37</w:t>
+      </w:r>
       <w:r>
         <w:rPr>
           <w:lang w:val="id_ID" w:bidi="id_ID"/>
@@ -3752,18 +2966,12 @@
         </w:rPr>
         <w:t xml:space="preserve">Di provinsi-provinsi, komando militer tertinggi berada di tangan gubernur atau prefek provinsi. Di Yudea pada masa pelayanan publik Yesus, Pontius Pilatus ditunjuk sebagai "prefek Yudea" dalam sebuah prasasti Latin yang ditemukan di Kaisarea pada tahun 1961. Di pusat resmi administrasi Yudea, Kaisarea Maritima, satu atau lebih legiun yang berada di bawah disposisi gubernur akan ditempatkan. Pada kesempatan khusus, terutama pada festival-festival besar Yahudi, ketika kerusuhan dan gangguan dapat diantisipasi, gubernur provinsi akan tinggal di Yerusalem sekitar 60 mil (96,5 kilometer) ke selatan, ditemani oleh sejumlah besar pasukan (bdk. </w:t>
       </w:r>
-      <w:hyperlink r:id="rId127">
-        <w:r>
-          <w:rPr>
-            <w:lang w:val="id_ID" w:bidi="id_ID"/>
-          </w:rPr>
-          <w:rPr>
-            <w:color w:val="0000EE"/>
-            <w:u w:val="single"/>
-          </w:rPr>
-          <w:t>Luk. 13:1</w:t>
-        </w:r>
-      </w:hyperlink>
+      <w:r>
+        <w:rPr>
+          <w:lang w:val="id_ID" w:bidi="id_ID"/>
+        </w:rPr>
+        <w:t>Luk. 13:1</w:t>
+      </w:r>
       <w:r>
         <w:rPr>
           <w:lang w:val="id_ID" w:bidi="id_ID"/>
@@ -3798,18 +3006,12 @@
         </w:rPr>
         <w:t>Augustus juga bertanggung jawab untuk membentuk sebuah pasukan tambahan permanen, hampir sama besarnya dengan pasukan legiun. Pasukan tambahan, direkrut dari penduduk provinsi yang belum menerima kewarganegaraan Romawi, termasuk kavaleri dan infanteri. Kavaleri diorganisir dalam skuadron, infanteri dalam kohort berjumlah 1.000 di bawah komando seorang tribun militer (</w:t>
       </w:r>
-      <w:hyperlink r:id="rId128">
-        <w:r>
-          <w:rPr>
-            <w:lang w:val="id_ID" w:bidi="id_ID"/>
-          </w:rPr>
-          <w:rPr>
-            <w:color w:val="0000EE"/>
-            <w:u w:val="single"/>
-          </w:rPr>
-          <w:t>Kisah 21:31–33</w:t>
-        </w:r>
-      </w:hyperlink>
+      <w:r>
+        <w:rPr>
+          <w:lang w:val="id_ID" w:bidi="id_ID"/>
+        </w:rPr>
+        <w:t>Kisah 21:31–33</w:t>
+      </w:r>
       <w:r>
         <w:rPr>
           <w:lang w:val="id_ID" w:bidi="id_ID"/>
@@ -3828,54 +3030,36 @@
         </w:rPr>
         <w:t>, seorang pria kelahiran Yunani yang membeli kewarganegaraan Romawi sehingga memungkinkannya menjadi komandan kohort tambahan (</w:t>
       </w:r>
-      <w:hyperlink r:id="rId129">
-        <w:r>
-          <w:rPr>
-            <w:lang w:val="id_ID" w:bidi="id_ID"/>
-          </w:rPr>
-          <w:rPr>
-            <w:color w:val="0000EE"/>
-            <w:u w:val="single"/>
-          </w:rPr>
-          <w:t>Kisah 22:28</w:t>
-        </w:r>
-      </w:hyperlink>
+      <w:r>
+        <w:rPr>
+          <w:lang w:val="id_ID" w:bidi="id_ID"/>
+        </w:rPr>
+        <w:t>Kisah 22:28</w:t>
+      </w:r>
       <w:r>
         <w:rPr>
           <w:lang w:val="id_ID" w:bidi="id_ID"/>
         </w:rPr>
         <w:t xml:space="preserve">; </w:t>
       </w:r>
-      <w:hyperlink r:id="rId130">
-        <w:r>
-          <w:rPr>
-            <w:lang w:val="id_ID" w:bidi="id_ID"/>
-          </w:rPr>
-          <w:rPr>
-            <w:color w:val="0000EE"/>
-            <w:u w:val="single"/>
-          </w:rPr>
-          <w:t>23:26</w:t>
-        </w:r>
-      </w:hyperlink>
+      <w:r>
+        <w:rPr>
+          <w:lang w:val="id_ID" w:bidi="id_ID"/>
+        </w:rPr>
+        <w:t>23:26</w:t>
+      </w:r>
       <w:r>
         <w:rPr>
           <w:lang w:val="id_ID" w:bidi="id_ID"/>
         </w:rPr>
         <w:t>). Untuk mengirim Paulus dari Yerusalem ke Kaisarea, Klaudius dapat mendelegasikan pengawalan militer sebanyak 200 tentara yang dipimpin oleh dua senturion, ditambah 70 penjaga berkuda (</w:t>
       </w:r>
-      <w:hyperlink r:id="rId131">
-        <w:r>
-          <w:rPr>
-            <w:lang w:val="id_ID" w:bidi="id_ID"/>
-          </w:rPr>
-          <w:rPr>
-            <w:color w:val="0000EE"/>
-            <w:u w:val="single"/>
-          </w:rPr>
-          <w:t>Kisah 23:23</w:t>
-        </w:r>
-      </w:hyperlink>
+      <w:r>
+        <w:rPr>
+          <w:lang w:val="id_ID" w:bidi="id_ID"/>
+        </w:rPr>
+        <w:t>Kisah 23:23</w:t>
+      </w:r>
       <w:r>
         <w:rPr>
           <w:lang w:val="id_ID" w:bidi="id_ID"/>
@@ -3896,126 +3080,84 @@
         </w:rPr>
         <w:t>Sebuah kohort terdiri dari sepuluh atau lima "regu", yakni unit yang terdiri dari 100 orang di bawah komando seorang senturion yang tugasnya mirip dengan kapten tentara modern. Kornelius (</w:t>
       </w:r>
-      <w:hyperlink r:id="rId132">
-        <w:r>
-          <w:rPr>
-            <w:lang w:val="id_ID" w:bidi="id_ID"/>
-          </w:rPr>
-          <w:rPr>
-            <w:color w:val="0000EE"/>
-            <w:u w:val="single"/>
-          </w:rPr>
-          <w:t>Kisah 10:1</w:t>
-        </w:r>
-      </w:hyperlink>
+      <w:r>
+        <w:rPr>
+          <w:lang w:val="id_ID" w:bidi="id_ID"/>
+        </w:rPr>
+        <w:t>Kisah 10:1</w:t>
+      </w:r>
       <w:r>
         <w:rPr>
           <w:lang w:val="id_ID" w:bidi="id_ID"/>
         </w:rPr>
         <w:t>) adalah seorang senturion Romawi yang ditugaskan ke salah satu kohort tambahan di Yudea. Ada bukti prasasti untuk keberadaan unitnya, "Kohort Italia Kedua Warga Negara Romawi," di Siria sekitar tahun 69 M. Paulus dikirim ke Roma dalam penjagaan senturion lain, Julius, yang termasuk dalam kohort Augustan atau kekaisaran (</w:t>
       </w:r>
-      <w:hyperlink r:id="rId133">
-        <w:r>
-          <w:rPr>
-            <w:lang w:val="id_ID" w:bidi="id_ID"/>
-          </w:rPr>
-          <w:rPr>
-            <w:color w:val="0000EE"/>
-            <w:u w:val="single"/>
-          </w:rPr>
-          <w:t>Kisah 27:1</w:t>
-        </w:r>
-      </w:hyperlink>
+      <w:r>
+        <w:rPr>
+          <w:lang w:val="id_ID" w:bidi="id_ID"/>
+        </w:rPr>
+        <w:t>Kisah 27:1</w:t>
+      </w:r>
       <w:r>
         <w:rPr>
           <w:lang w:val="id_ID" w:bidi="id_ID"/>
         </w:rPr>
         <w:t xml:space="preserve">). Istilah Augustan adalah gelar kehormatan yang kadang-kadang diberikan kepada pasukan tambahan. Julius jelas adalah seorang senturion legiuner yang ditugaskan ke korps perwira-kurir yang menjaga layanan komunikasi antara kaisar dan tentara provinsinya. Dia memiliki sejumlah tentara di bawah komandonya dalam perjalanan ke Roma (ay. </w:t>
       </w:r>
-      <w:hyperlink r:id="rId134">
-        <w:r>
-          <w:rPr>
-            <w:lang w:val="id_ID" w:bidi="id_ID"/>
-          </w:rPr>
-          <w:rPr>
-            <w:color w:val="0000EE"/>
-            <w:u w:val="single"/>
-          </w:rPr>
-          <w:t>3</w:t>
-        </w:r>
-      </w:hyperlink>
+      <w:r>
+        <w:rPr>
+          <w:lang w:val="id_ID" w:bidi="id_ID"/>
+        </w:rPr>
+        <w:t>3</w:t>
+      </w:r>
       <w:r>
         <w:rPr>
           <w:lang w:val="id_ID" w:bidi="id_ID"/>
         </w:rPr>
         <w:t>) dan saat tiba menyerahkan tahanannya kepada komandan korps kurir (</w:t>
       </w:r>
-      <w:hyperlink r:id="rId135">
-        <w:r>
-          <w:rPr>
-            <w:lang w:val="id_ID" w:bidi="id_ID"/>
-          </w:rPr>
-          <w:rPr>
-            <w:color w:val="0000EE"/>
-            <w:u w:val="single"/>
-          </w:rPr>
-          <w:t>Kisah 28:16</w:t>
-        </w:r>
-      </w:hyperlink>
+      <w:r>
+        <w:rPr>
+          <w:lang w:val="id_ID" w:bidi="id_ID"/>
+        </w:rPr>
+        <w:t>Kisah 28:16</w:t>
+      </w:r>
       <w:r>
         <w:rPr>
           <w:lang w:val="id_ID" w:bidi="id_ID"/>
         </w:rPr>
         <w:t>). Mungkin semua senturion Romawi yang disebutkan dalam Injil atau Kisah Para Rasul (</w:t>
       </w:r>
-      <w:hyperlink r:id="rId136">
-        <w:r>
-          <w:rPr>
-            <w:lang w:val="id_ID" w:bidi="id_ID"/>
-          </w:rPr>
-          <w:rPr>
-            <w:color w:val="0000EE"/>
-            <w:u w:val="single"/>
-          </w:rPr>
-          <w:t>Mat. 8:5</w:t>
-        </w:r>
-      </w:hyperlink>
+      <w:r>
+        <w:rPr>
+          <w:lang w:val="id_ID" w:bidi="id_ID"/>
+        </w:rPr>
+        <w:t>Mat. 8:5</w:t>
+      </w:r>
       <w:r>
         <w:rPr>
           <w:lang w:val="id_ID" w:bidi="id_ID"/>
         </w:rPr>
         <w:t xml:space="preserve">; </w:t>
       </w:r>
-      <w:hyperlink r:id="rId137">
-        <w:r>
-          <w:rPr>
-            <w:lang w:val="id_ID" w:bidi="id_ID"/>
-          </w:rPr>
-          <w:rPr>
-            <w:color w:val="0000EE"/>
-            <w:u w:val="single"/>
-          </w:rPr>
-          <w:t>Mrk. 15:39</w:t>
-        </w:r>
-      </w:hyperlink>
+      <w:r>
+        <w:rPr>
+          <w:lang w:val="id_ID" w:bidi="id_ID"/>
+        </w:rPr>
+        <w:t>Mrk. 15:39</w:t>
+      </w:r>
       <w:r>
         <w:rPr>
           <w:lang w:val="id_ID" w:bidi="id_ID"/>
         </w:rPr>
         <w:t xml:space="preserve">; </w:t>
       </w:r>
-      <w:hyperlink r:id="rId138">
-        <w:r>
-          <w:rPr>
-            <w:lang w:val="id_ID" w:bidi="id_ID"/>
-          </w:rPr>
-          <w:rPr>
-            <w:color w:val="0000EE"/>
-            <w:u w:val="single"/>
-          </w:rPr>
-          <w:t>Luk. 7:2</w:t>
-        </w:r>
-      </w:hyperlink>
+      <w:r>
+        <w:rPr>
+          <w:lang w:val="id_ID" w:bidi="id_ID"/>
+        </w:rPr>
+        <w:t>Luk. 7:2</w:t>
+      </w:r>
       <w:r>
         <w:rPr>
           <w:lang w:val="id_ID" w:bidi="id_ID"/>
@@ -4047,108 +3189,72 @@
         </w:rPr>
         <w:t>Ke kota megah inilah Paulus datang dengan pengawalan pada bulan Maret tahun 59 M. Dia mendapati bahwa gereja Kristen sudah didirikan di sana. Memang, dia sudah berkomunikasi dengan orang-orang Kristen dalam suratnya kepada jemaat di Roma pada awal tahun 57. Ada koloni Yahudi yang cukup besar di Roma pada abad pertama M, keturunan dari sejumlah besar budak Yahudi yang dibawa ke kota oleh Pompeius setelah penaklukan Yerusalem pada tahun 63 SM. Kaisar Klaudius mengusir orang-orang Yahudi dari Roma pada tahun 49 M, mungkin ketika Yesus diberitakan sebagai Mesias di sinagoge. Siapa yang memberitakannya tidak diketahui, tetapi mereka mungkin adalah pelancong dan pedagang Kristen. Surat Paulus kepada jemaat di Roma adalah penjelasannya kepada gereja-gereja non-Yahudi yang telah ada secara independen darinya. Kontak pertama yang diketahui antara Paulus dengan orang-orang Roma adalah ketika dia bertemu dengan Akwila dan Priskila di Korintus (</w:t>
       </w:r>
-      <w:hyperlink r:id="rId110">
-        <w:r>
-          <w:rPr>
-            <w:lang w:val="id_ID" w:bidi="id_ID"/>
-          </w:rPr>
-          <w:rPr>
-            <w:color w:val="0000EE"/>
-            <w:u w:val="single"/>
-          </w:rPr>
-          <w:t>Kisah 18:2</w:t>
-        </w:r>
-      </w:hyperlink>
+      <w:r>
+        <w:rPr>
+          <w:lang w:val="id_ID" w:bidi="id_ID"/>
+        </w:rPr>
+        <w:t>Kisah 18:2</w:t>
+      </w:r>
       <w:r>
         <w:rPr>
           <w:lang w:val="id_ID" w:bidi="id_ID"/>
         </w:rPr>
         <w:t>). Pasangan ini diusir dari Roma pada masa Klaudius. Kemudian, Paulus berharap untuk mengunjungi Roma (</w:t>
       </w:r>
-      <w:hyperlink r:id="rId111">
-        <w:r>
-          <w:rPr>
-            <w:lang w:val="id_ID" w:bidi="id_ID"/>
-          </w:rPr>
-          <w:rPr>
-            <w:color w:val="0000EE"/>
-            <w:u w:val="single"/>
-          </w:rPr>
-          <w:t>Kisah 19:21</w:t>
-        </w:r>
-      </w:hyperlink>
+      <w:r>
+        <w:rPr>
+          <w:lang w:val="id_ID" w:bidi="id_ID"/>
+        </w:rPr>
+        <w:t>Kisah 19:21</w:t>
+      </w:r>
       <w:r>
         <w:rPr>
           <w:lang w:val="id_ID" w:bidi="id_ID"/>
         </w:rPr>
         <w:t>) dalam perjalanannya ke Spanyol (</w:t>
       </w:r>
-      <w:hyperlink r:id="rId139">
-        <w:r>
-          <w:rPr>
-            <w:lang w:val="id_ID" w:bidi="id_ID"/>
-          </w:rPr>
-          <w:rPr>
-            <w:color w:val="0000EE"/>
-            <w:u w:val="single"/>
-          </w:rPr>
-          <w:t>Rm. 15:24</w:t>
-        </w:r>
-      </w:hyperlink>
+      <w:r>
+        <w:rPr>
+          <w:lang w:val="id_ID" w:bidi="id_ID"/>
+        </w:rPr>
+        <w:t>Rm. 15:24</w:t>
+      </w:r>
       <w:r>
         <w:rPr>
           <w:lang w:val="id_ID" w:bidi="id_ID"/>
         </w:rPr>
         <w:t xml:space="preserve">). Dalam salamnya, dia menyebutkan lingkaran besar orang Kristen di Roma (psl. </w:t>
       </w:r>
-      <w:hyperlink r:id="rId140">
-        <w:r>
-          <w:rPr>
-            <w:lang w:val="id_ID" w:bidi="id_ID"/>
-          </w:rPr>
-          <w:rPr>
-            <w:color w:val="0000EE"/>
-            <w:u w:val="single"/>
-          </w:rPr>
-          <w:t>16</w:t>
-        </w:r>
-      </w:hyperlink>
+      <w:r>
+        <w:rPr>
+          <w:lang w:val="id_ID" w:bidi="id_ID"/>
+        </w:rPr>
+        <w:t>16</w:t>
+      </w:r>
       <w:r>
         <w:rPr>
           <w:lang w:val="id_ID" w:bidi="id_ID"/>
         </w:rPr>
         <w:t xml:space="preserve">). Referensi untuk rumah tangga di beberapa tempat (ay. </w:t>
       </w:r>
-      <w:hyperlink r:id="rId141">
-        <w:r>
-          <w:rPr>
-            <w:lang w:val="id_ID" w:bidi="id_ID"/>
-          </w:rPr>
-          <w:rPr>
-            <w:color w:val="0000EE"/>
-            <w:u w:val="single"/>
-          </w:rPr>
-          <w:t>5, 10, 11, 14, 15</w:t>
-        </w:r>
-      </w:hyperlink>
+      <w:r>
+        <w:rPr>
+          <w:lang w:val="id_ID" w:bidi="id_ID"/>
+        </w:rPr>
+        <w:t>5, 10, 11, 14, 15</w:t>
+      </w:r>
       <w:r>
         <w:rPr>
           <w:lang w:val="id_ID" w:bidi="id_ID"/>
         </w:rPr>
         <w:t>) menunjukkan bahwa ini adalah gereja-gereja rumah di antara jemaat Kristen Roma. Selama penahanannya, Paulus adalah tahanan pemerintah Romawi, tetapi dia dapat bertemu dengan para pemimpin orang Yahudi setempat, menjelaskan pengalamannya kepada mereka, dan menjelaskan Injil kepada mereka secara pribadi (</w:t>
       </w:r>
-      <w:hyperlink r:id="rId142">
-        <w:r>
-          <w:rPr>
-            <w:lang w:val="id_ID" w:bidi="id_ID"/>
-          </w:rPr>
-          <w:rPr>
-            <w:color w:val="0000EE"/>
-            <w:u w:val="single"/>
-          </w:rPr>
-          <w:t>Kisah 28:16–31</w:t>
-        </w:r>
-      </w:hyperlink>
+      <w:r>
+        <w:rPr>
+          <w:lang w:val="id_ID" w:bidi="id_ID"/>
+        </w:rPr>
+        <w:t>Kisah 28:16–31</w:t>
+      </w:r>
       <w:r>
         <w:rPr>
           <w:lang w:val="id_ID" w:bidi="id_ID"/>
@@ -4169,18 +3275,12 @@
         </w:rPr>
         <w:t>Dalam kitab Wahyu, Roma diberi makna yang jahat. Pada akhir abad pertama Masehi, Roma telah meminum “darah para martir Yesus” (</w:t>
       </w:r>
-      <w:hyperlink r:id="rId143">
-        <w:r>
-          <w:rPr>
-            <w:lang w:val="id_ID" w:bidi="id_ID"/>
-          </w:rPr>
-          <w:rPr>
-            <w:color w:val="0000EE"/>
-            <w:u w:val="single"/>
-          </w:rPr>
-          <w:t>Why. 17:6</w:t>
-        </w:r>
-      </w:hyperlink>
+      <w:r>
+        <w:rPr>
+          <w:lang w:val="id_ID" w:bidi="id_ID"/>
+        </w:rPr>
+        <w:t>Why. 17:6</w:t>
+      </w:r>
       <w:r>
         <w:rPr>
           <w:lang w:val="id_ID" w:bidi="id_ID"/>
@@ -4465,36 +3565,24 @@
         </w:rPr>
         <w:t xml:space="preserve">Tipe keempat dari rumah Zaman Perunggu pertengahan memiliki ruangan-ruangan di tiga sisi halaman. Ruangan-ruangan ini sangat bervariasi dalam hal ukuran dan penggunaannya. Sebuah contoh yang baik berasal dari sekitar tahun 1600 SM ditemukan di Megiddo, tingkat IX. Rumah itu berukuran 42 kali 39 kaki (12,8 kali 11,9 meter) dan memiliki sembilan ruangan dengan berbagai ukuran. Halamannya diplester dengan kapur dan memiliki oven besar di tengahnya. Oven kedua ditemukan di ruang timur. Setiap ruangan memiliki pintu menuju halaman. Rumah ini, seperti rumah-rumah lain di Zaman Perunggu pertengahan, memiliki kuburan-kuburan di bawah lantai (bdk. </w:t>
       </w:r>
-      <w:hyperlink r:id="rId144">
-        <w:r>
-          <w:rPr>
-            <w:lang w:val="id_ID" w:bidi="id_ID"/>
-          </w:rPr>
-          <w:rPr>
-            <w:color w:val="0000EE"/>
-            <w:u w:val="single"/>
-          </w:rPr>
-          <w:t>1Sam 25:1</w:t>
-        </w:r>
-      </w:hyperlink>
+      <w:r>
+        <w:rPr>
+          <w:lang w:val="id_ID" w:bidi="id_ID"/>
+        </w:rPr>
+        <w:t>1Sam 25:1</w:t>
+      </w:r>
       <w:r>
         <w:rPr>
           <w:lang w:val="id_ID" w:bidi="id_ID"/>
         </w:rPr>
         <w:t xml:space="preserve">; </w:t>
       </w:r>
-      <w:hyperlink r:id="rId145">
-        <w:r>
-          <w:rPr>
-            <w:lang w:val="id_ID" w:bidi="id_ID"/>
-          </w:rPr>
-          <w:rPr>
-            <w:color w:val="0000EE"/>
-            <w:u w:val="single"/>
-          </w:rPr>
-          <w:t>1Raj. 2:34</w:t>
-        </w:r>
-      </w:hyperlink>
+      <w:r>
+        <w:rPr>
+          <w:lang w:val="id_ID" w:bidi="id_ID"/>
+        </w:rPr>
+        <w:t>1Raj. 2:34</w:t>
+      </w:r>
       <w:r>
         <w:rPr>
           <w:lang w:val="id_ID" w:bidi="id_ID"/>
@@ -4646,558 +3734,336 @@
         </w:rPr>
         <w:t>Ada beberapa referensi dalam PB tentang rumah, atap, pintu, fondasi, ruang atas, dan lampu. Salah satu perumpamaan Yesus merujuk pada fondasi yang baik dan buruk (</w:t>
       </w:r>
-      <w:hyperlink r:id="rId146">
-        <w:r>
-          <w:rPr>
-            <w:lang w:val="id_ID" w:bidi="id_ID"/>
-          </w:rPr>
-          <w:rPr>
-            <w:color w:val="0000EE"/>
-            <w:u w:val="single"/>
-          </w:rPr>
-          <w:t>Mat. 7:25</w:t>
-        </w:r>
-      </w:hyperlink>
+      <w:r>
+        <w:rPr>
+          <w:lang w:val="id_ID" w:bidi="id_ID"/>
+        </w:rPr>
+        <w:t>Mat. 7:25</w:t>
+      </w:r>
       <w:r>
         <w:rPr>
           <w:lang w:val="id_ID" w:bidi="id_ID"/>
         </w:rPr>
         <w:t>). Dalam sebuah peristiwa, para murid membawa seorang yang lumpuh ke atas atap rumah, lalu membongkar atap rumah itu dan menurunkannya ke dalam ruangan di mana Yesus berada (</w:t>
       </w:r>
-      <w:hyperlink r:id="rId147">
-        <w:r>
-          <w:rPr>
-            <w:lang w:val="id_ID" w:bidi="id_ID"/>
-          </w:rPr>
-          <w:rPr>
-            <w:color w:val="0000EE"/>
-            <w:u w:val="single"/>
-          </w:rPr>
-          <w:t>Mrk. 2:4</w:t>
-        </w:r>
-      </w:hyperlink>
+      <w:r>
+        <w:rPr>
+          <w:lang w:val="id_ID" w:bidi="id_ID"/>
+        </w:rPr>
+        <w:t>Mrk. 2:4</w:t>
+      </w:r>
       <w:r>
         <w:rPr>
           <w:lang w:val="id_ID" w:bidi="id_ID"/>
         </w:rPr>
         <w:t>). Yesus merujuk pada pernyataan yang dibuat dari atas atap rumah (</w:t>
       </w:r>
-      <w:hyperlink r:id="rId148">
-        <w:r>
-          <w:rPr>
-            <w:lang w:val="id_ID" w:bidi="id_ID"/>
-          </w:rPr>
-          <w:rPr>
-            <w:color w:val="0000EE"/>
-            <w:u w:val="single"/>
-          </w:rPr>
-          <w:t>Mat. 10:27</w:t>
-        </w:r>
-      </w:hyperlink>
+      <w:r>
+        <w:rPr>
+          <w:lang w:val="id_ID" w:bidi="id_ID"/>
+        </w:rPr>
+        <w:t>Mat. 10:27</w:t>
+      </w:r>
       <w:r>
         <w:rPr>
           <w:lang w:val="id_ID" w:bidi="id_ID"/>
         </w:rPr>
         <w:t xml:space="preserve">; </w:t>
       </w:r>
-      <w:hyperlink r:id="rId149">
-        <w:r>
-          <w:rPr>
-            <w:lang w:val="id_ID" w:bidi="id_ID"/>
-          </w:rPr>
-          <w:rPr>
-            <w:color w:val="0000EE"/>
-            <w:u w:val="single"/>
-          </w:rPr>
-          <w:t>Luk. 12:3</w:t>
-        </w:r>
-      </w:hyperlink>
+      <w:r>
+        <w:rPr>
+          <w:lang w:val="id_ID" w:bidi="id_ID"/>
+        </w:rPr>
+        <w:t>Luk. 12:3</w:t>
+      </w:r>
       <w:r>
         <w:rPr>
           <w:lang w:val="id_ID" w:bidi="id_ID"/>
         </w:rPr>
         <w:t>), dan Petrus naik ke atas rumah untuk berdoa (</w:t>
       </w:r>
-      <w:hyperlink r:id="rId150">
-        <w:r>
-          <w:rPr>
-            <w:lang w:val="id_ID" w:bidi="id_ID"/>
-          </w:rPr>
-          <w:rPr>
-            <w:color w:val="0000EE"/>
-            <w:u w:val="single"/>
-          </w:rPr>
-          <w:t>Kisah 10:9</w:t>
-        </w:r>
-      </w:hyperlink>
+      <w:r>
+        <w:rPr>
+          <w:lang w:val="id_ID" w:bidi="id_ID"/>
+        </w:rPr>
+        <w:t>Kisah 10:9</w:t>
+      </w:r>
       <w:r>
         <w:rPr>
           <w:lang w:val="id_ID" w:bidi="id_ID"/>
         </w:rPr>
         <w:t>). Rumah-rumah disapu untuk menemukan benda yang hilang (</w:t>
       </w:r>
-      <w:hyperlink r:id="rId151">
-        <w:r>
-          <w:rPr>
-            <w:lang w:val="id_ID" w:bidi="id_ID"/>
-          </w:rPr>
-          <w:rPr>
-            <w:color w:val="0000EE"/>
-            <w:u w:val="single"/>
-          </w:rPr>
-          <w:t>Luk</w:t>
-        </w:r>
-      </w:hyperlink>
-      <w:hyperlink r:id="rId150">
-        <w:r>
-          <w:rPr>
-            <w:lang w:val="id_ID" w:bidi="id_ID"/>
-          </w:rPr>
-          <w:rPr>
-            <w:color w:val="0000EE"/>
-            <w:u w:val="single"/>
-          </w:rPr>
-          <w:t>.</w:t>
-        </w:r>
-      </w:hyperlink>
-      <w:hyperlink r:id="rId151">
-        <w:r>
-          <w:rPr>
-            <w:lang w:val="id_ID" w:bidi="id_ID"/>
-          </w:rPr>
-          <w:rPr>
-            <w:color w:val="0000EE"/>
-            <w:u w:val="single"/>
-          </w:rPr>
-          <w:t xml:space="preserve"> 15:8</w:t>
-        </w:r>
-      </w:hyperlink>
+      <w:r>
+        <w:rPr>
+          <w:lang w:val="id_ID" w:bidi="id_ID"/>
+        </w:rPr>
+        <w:t>Luk</w:t>
+      </w:r>
+      <w:r>
+        <w:rPr>
+          <w:lang w:val="id_ID" w:bidi="id_ID"/>
+        </w:rPr>
+        <w:t>.</w:t>
+      </w:r>
+      <w:r>
+        <w:rPr>
+          <w:lang w:val="id_ID" w:bidi="id_ID"/>
+        </w:rPr>
+        <w:t xml:space="preserve"> 15:8</w:t>
+      </w:r>
       <w:r>
         <w:rPr>
           <w:lang w:val="id_ID" w:bidi="id_ID"/>
         </w:rPr>
         <w:t>) dan diterangi oleh pelita (</w:t>
       </w:r>
-      <w:hyperlink r:id="rId152">
-        <w:r>
-          <w:rPr>
-            <w:lang w:val="id_ID" w:bidi="id_ID"/>
-          </w:rPr>
-          <w:rPr>
-            <w:color w:val="0000EE"/>
-            <w:u w:val="single"/>
-          </w:rPr>
-          <w:t>Mat</w:t>
-        </w:r>
-      </w:hyperlink>
-      <w:hyperlink r:id="rId150">
-        <w:r>
-          <w:rPr>
-            <w:lang w:val="id_ID" w:bidi="id_ID"/>
-          </w:rPr>
-          <w:rPr>
-            <w:color w:val="0000EE"/>
-            <w:u w:val="single"/>
-          </w:rPr>
-          <w:t>.</w:t>
-        </w:r>
-      </w:hyperlink>
-      <w:hyperlink r:id="rId152">
-        <w:r>
-          <w:rPr>
-            <w:lang w:val="id_ID" w:bidi="id_ID"/>
-          </w:rPr>
-          <w:rPr>
-            <w:color w:val="0000EE"/>
-            <w:u w:val="single"/>
-          </w:rPr>
-          <w:t xml:space="preserve"> 5:15</w:t>
-        </w:r>
-      </w:hyperlink>
+      <w:r>
+        <w:rPr>
+          <w:lang w:val="id_ID" w:bidi="id_ID"/>
+        </w:rPr>
+        <w:t>Mat</w:t>
+      </w:r>
+      <w:r>
+        <w:rPr>
+          <w:lang w:val="id_ID" w:bidi="id_ID"/>
+        </w:rPr>
+        <w:t>.</w:t>
+      </w:r>
+      <w:r>
+        <w:rPr>
+          <w:lang w:val="id_ID" w:bidi="id_ID"/>
+        </w:rPr>
+        <w:t xml:space="preserve"> 5:15</w:t>
+      </w:r>
       <w:r>
         <w:rPr>
           <w:lang w:val="id_ID" w:bidi="id_ID"/>
         </w:rPr>
         <w:t>). Ada beberapa referensi tentang rumah-rumah orang tertentu (</w:t>
       </w:r>
-      <w:hyperlink r:id="rId153">
-        <w:r>
-          <w:rPr>
-            <w:lang w:val="id_ID" w:bidi="id_ID"/>
-          </w:rPr>
-          <w:rPr>
-            <w:color w:val="0000EE"/>
-            <w:u w:val="single"/>
-          </w:rPr>
-          <w:t>Mrk</w:t>
-        </w:r>
-      </w:hyperlink>
-      <w:hyperlink r:id="rId150">
-        <w:r>
-          <w:rPr>
-            <w:lang w:val="id_ID" w:bidi="id_ID"/>
-          </w:rPr>
-          <w:rPr>
-            <w:color w:val="0000EE"/>
-            <w:u w:val="single"/>
-          </w:rPr>
-          <w:t>.</w:t>
-        </w:r>
-      </w:hyperlink>
-      <w:hyperlink r:id="rId153">
-        <w:r>
-          <w:rPr>
-            <w:lang w:val="id_ID" w:bidi="id_ID"/>
-          </w:rPr>
-          <w:rPr>
-            <w:color w:val="0000EE"/>
-            <w:u w:val="single"/>
-          </w:rPr>
-          <w:t xml:space="preserve"> 8:3</w:t>
-        </w:r>
-      </w:hyperlink>
+      <w:r>
+        <w:rPr>
+          <w:lang w:val="id_ID" w:bidi="id_ID"/>
+        </w:rPr>
+        <w:t>Mrk</w:t>
+      </w:r>
+      <w:r>
+        <w:rPr>
+          <w:lang w:val="id_ID" w:bidi="id_ID"/>
+        </w:rPr>
+        <w:t>.</w:t>
+      </w:r>
+      <w:r>
+        <w:rPr>
+          <w:lang w:val="id_ID" w:bidi="id_ID"/>
+        </w:rPr>
+        <w:t xml:space="preserve"> 8:3</w:t>
+      </w:r>
       <w:r>
         <w:rPr>
           <w:lang w:val="id_ID" w:bidi="id_ID"/>
         </w:rPr>
         <w:t xml:space="preserve">; </w:t>
       </w:r>
-      <w:hyperlink r:id="rId154">
-        <w:r>
-          <w:rPr>
-            <w:lang w:val="id_ID" w:bidi="id_ID"/>
-          </w:rPr>
-          <w:rPr>
-            <w:color w:val="0000EE"/>
-            <w:u w:val="single"/>
-          </w:rPr>
-          <w:t>Luk</w:t>
-        </w:r>
-      </w:hyperlink>
-      <w:hyperlink r:id="rId150">
-        <w:r>
-          <w:rPr>
-            <w:lang w:val="id_ID" w:bidi="id_ID"/>
-          </w:rPr>
-          <w:rPr>
-            <w:color w:val="0000EE"/>
-            <w:u w:val="single"/>
-          </w:rPr>
-          <w:t>.</w:t>
-        </w:r>
-      </w:hyperlink>
-      <w:hyperlink r:id="rId154">
-        <w:r>
-          <w:rPr>
-            <w:lang w:val="id_ID" w:bidi="id_ID"/>
-          </w:rPr>
-          <w:rPr>
-            <w:color w:val="0000EE"/>
-            <w:u w:val="single"/>
-          </w:rPr>
-          <w:t xml:space="preserve"> 10:5</w:t>
-        </w:r>
-      </w:hyperlink>
+      <w:r>
+        <w:rPr>
+          <w:lang w:val="id_ID" w:bidi="id_ID"/>
+        </w:rPr>
+        <w:t>Luk</w:t>
+      </w:r>
+      <w:r>
+        <w:rPr>
+          <w:lang w:val="id_ID" w:bidi="id_ID"/>
+        </w:rPr>
+        <w:t>.</w:t>
+      </w:r>
+      <w:r>
+        <w:rPr>
+          <w:lang w:val="id_ID" w:bidi="id_ID"/>
+        </w:rPr>
+        <w:t xml:space="preserve"> 10:5</w:t>
+      </w:r>
       <w:r>
         <w:rPr>
           <w:lang w:val="id_ID" w:bidi="id_ID"/>
         </w:rPr>
         <w:t xml:space="preserve">; </w:t>
       </w:r>
-      <w:hyperlink r:id="rId155">
-        <w:r>
-          <w:rPr>
-            <w:lang w:val="id_ID" w:bidi="id_ID"/>
-          </w:rPr>
-          <w:rPr>
-            <w:color w:val="0000EE"/>
-            <w:u w:val="single"/>
-          </w:rPr>
-          <w:t>16:4</w:t>
-        </w:r>
-      </w:hyperlink>
+      <w:r>
+        <w:rPr>
+          <w:lang w:val="id_ID" w:bidi="id_ID"/>
+        </w:rPr>
+        <w:t>16:4</w:t>
+      </w:r>
       <w:r>
         <w:rPr>
           <w:lang w:val="id_ID" w:bidi="id_ID"/>
         </w:rPr>
         <w:t xml:space="preserve">; </w:t>
       </w:r>
-      <w:hyperlink r:id="rId156">
-        <w:r>
-          <w:rPr>
-            <w:lang w:val="id_ID" w:bidi="id_ID"/>
-          </w:rPr>
-          <w:rPr>
-            <w:color w:val="0000EE"/>
-            <w:u w:val="single"/>
-          </w:rPr>
-          <w:t>19:9</w:t>
-        </w:r>
-      </w:hyperlink>
+      <w:r>
+        <w:rPr>
+          <w:lang w:val="id_ID" w:bidi="id_ID"/>
+        </w:rPr>
+        <w:t>19:9</w:t>
+      </w:r>
       <w:r>
         <w:rPr>
           <w:lang w:val="id_ID" w:bidi="id_ID"/>
         </w:rPr>
         <w:t xml:space="preserve">; </w:t>
       </w:r>
-      <w:hyperlink r:id="rId157">
-        <w:r>
-          <w:rPr>
-            <w:lang w:val="id_ID" w:bidi="id_ID"/>
-          </w:rPr>
-          <w:rPr>
-            <w:color w:val="0000EE"/>
-            <w:u w:val="single"/>
-          </w:rPr>
-          <w:t>Yoh</w:t>
-        </w:r>
-      </w:hyperlink>
-      <w:hyperlink r:id="rId150">
-        <w:r>
-          <w:rPr>
-            <w:lang w:val="id_ID" w:bidi="id_ID"/>
-          </w:rPr>
-          <w:rPr>
-            <w:color w:val="0000EE"/>
-            <w:u w:val="single"/>
-          </w:rPr>
-          <w:t>.</w:t>
-        </w:r>
-      </w:hyperlink>
-      <w:hyperlink r:id="rId157">
-        <w:r>
-          <w:rPr>
-            <w:lang w:val="id_ID" w:bidi="id_ID"/>
-          </w:rPr>
-          <w:rPr>
-            <w:color w:val="0000EE"/>
-            <w:u w:val="single"/>
-          </w:rPr>
-          <w:t xml:space="preserve"> 11:20</w:t>
-        </w:r>
-      </w:hyperlink>
+      <w:r>
+        <w:rPr>
+          <w:lang w:val="id_ID" w:bidi="id_ID"/>
+        </w:rPr>
+        <w:t>Yoh</w:t>
+      </w:r>
+      <w:r>
+        <w:rPr>
+          <w:lang w:val="id_ID" w:bidi="id_ID"/>
+        </w:rPr>
+        <w:t>.</w:t>
+      </w:r>
+      <w:r>
+        <w:rPr>
+          <w:lang w:val="id_ID" w:bidi="id_ID"/>
+        </w:rPr>
+        <w:t xml:space="preserve"> 11:20</w:t>
+      </w:r>
       <w:r>
         <w:rPr>
           <w:lang w:val="id_ID" w:bidi="id_ID"/>
         </w:rPr>
         <w:t xml:space="preserve">; </w:t>
       </w:r>
-      <w:hyperlink r:id="rId158">
-        <w:r>
-          <w:rPr>
-            <w:lang w:val="id_ID" w:bidi="id_ID"/>
-          </w:rPr>
-          <w:rPr>
-            <w:color w:val="0000EE"/>
-            <w:u w:val="single"/>
-          </w:rPr>
-          <w:t>Kis</w:t>
-        </w:r>
-      </w:hyperlink>
-      <w:hyperlink r:id="rId150">
-        <w:r>
-          <w:rPr>
-            <w:lang w:val="id_ID" w:bidi="id_ID"/>
-          </w:rPr>
-          <w:rPr>
-            <w:color w:val="0000EE"/>
-            <w:u w:val="single"/>
-          </w:rPr>
-          <w:t>ah</w:t>
-        </w:r>
-      </w:hyperlink>
-      <w:hyperlink r:id="rId158">
-        <w:r>
-          <w:rPr>
-            <w:lang w:val="id_ID" w:bidi="id_ID"/>
-          </w:rPr>
-          <w:rPr>
-            <w:color w:val="0000EE"/>
-            <w:u w:val="single"/>
-          </w:rPr>
-          <w:t xml:space="preserve"> 4:34</w:t>
-        </w:r>
-      </w:hyperlink>
+      <w:r>
+        <w:rPr>
+          <w:lang w:val="id_ID" w:bidi="id_ID"/>
+        </w:rPr>
+        <w:t>Kis</w:t>
+      </w:r>
+      <w:r>
+        <w:rPr>
+          <w:lang w:val="id_ID" w:bidi="id_ID"/>
+        </w:rPr>
+        <w:t>ah</w:t>
+      </w:r>
+      <w:r>
+        <w:rPr>
+          <w:lang w:val="id_ID" w:bidi="id_ID"/>
+        </w:rPr>
+        <w:t xml:space="preserve"> 4:34</w:t>
+      </w:r>
       <w:r>
         <w:rPr>
           <w:lang w:val="id_ID" w:bidi="id_ID"/>
         </w:rPr>
         <w:t xml:space="preserve">; </w:t>
       </w:r>
-      <w:hyperlink r:id="rId159">
-        <w:r>
-          <w:rPr>
-            <w:lang w:val="id_ID" w:bidi="id_ID"/>
-          </w:rPr>
-          <w:rPr>
-            <w:color w:val="0000EE"/>
-            <w:u w:val="single"/>
-          </w:rPr>
-          <w:t>9:11</w:t>
-        </w:r>
-      </w:hyperlink>
+      <w:r>
+        <w:rPr>
+          <w:lang w:val="id_ID" w:bidi="id_ID"/>
+        </w:rPr>
+        <w:t>9:11</w:t>
+      </w:r>
       <w:r>
         <w:rPr>
           <w:lang w:val="id_ID" w:bidi="id_ID"/>
         </w:rPr>
         <w:t xml:space="preserve">; </w:t>
       </w:r>
-      <w:hyperlink r:id="rId160">
-        <w:r>
-          <w:rPr>
-            <w:lang w:val="id_ID" w:bidi="id_ID"/>
-          </w:rPr>
-          <w:rPr>
-            <w:color w:val="0000EE"/>
-            <w:u w:val="single"/>
-          </w:rPr>
-          <w:t>10:32</w:t>
-        </w:r>
-      </w:hyperlink>
+      <w:r>
+        <w:rPr>
+          <w:lang w:val="id_ID" w:bidi="id_ID"/>
+        </w:rPr>
+        <w:t>10:32</w:t>
+      </w:r>
       <w:r>
         <w:rPr>
           <w:lang w:val="id_ID" w:bidi="id_ID"/>
         </w:rPr>
         <w:t>). Beberapa rumah memiliki ruang atas di atap yang dicapai melalui tangga di luar. Perjamuan Paskah dipersiapkan di ruang atas yang besar seperti itu (</w:t>
       </w:r>
-      <w:hyperlink r:id="rId161">
-        <w:r>
-          <w:rPr>
-            <w:lang w:val="id_ID" w:bidi="id_ID"/>
-          </w:rPr>
-          <w:rPr>
-            <w:color w:val="0000EE"/>
-            <w:u w:val="single"/>
-          </w:rPr>
-          <w:t>Mrk</w:t>
-        </w:r>
-      </w:hyperlink>
-      <w:hyperlink r:id="rId150">
-        <w:r>
-          <w:rPr>
-            <w:lang w:val="id_ID" w:bidi="id_ID"/>
-          </w:rPr>
-          <w:rPr>
-            <w:color w:val="0000EE"/>
-            <w:u w:val="single"/>
-          </w:rPr>
-          <w:t>.</w:t>
-        </w:r>
-      </w:hyperlink>
-      <w:hyperlink r:id="rId161">
-        <w:r>
-          <w:rPr>
-            <w:lang w:val="id_ID" w:bidi="id_ID"/>
-          </w:rPr>
-          <w:rPr>
-            <w:color w:val="0000EE"/>
-            <w:u w:val="single"/>
-          </w:rPr>
-          <w:t xml:space="preserve"> 14:12–15</w:t>
-        </w:r>
-      </w:hyperlink>
+      <w:r>
+        <w:rPr>
+          <w:lang w:val="id_ID" w:bidi="id_ID"/>
+        </w:rPr>
+        <w:t>Mrk</w:t>
+      </w:r>
+      <w:r>
+        <w:rPr>
+          <w:lang w:val="id_ID" w:bidi="id_ID"/>
+        </w:rPr>
+        <w:t>.</w:t>
+      </w:r>
+      <w:r>
+        <w:rPr>
+          <w:lang w:val="id_ID" w:bidi="id_ID"/>
+        </w:rPr>
+        <w:t xml:space="preserve"> 14:12–15</w:t>
+      </w:r>
       <w:r>
         <w:rPr>
           <w:lang w:val="id_ID" w:bidi="id_ID"/>
         </w:rPr>
         <w:t>). Para murid menginap di ruang serupa setelah kematian dan kebangkitan Yesus (</w:t>
       </w:r>
-      <w:hyperlink r:id="rId162">
-        <w:r>
-          <w:rPr>
-            <w:lang w:val="id_ID" w:bidi="id_ID"/>
-          </w:rPr>
-          <w:rPr>
-            <w:color w:val="0000EE"/>
-            <w:u w:val="single"/>
-          </w:rPr>
-          <w:t>Kis</w:t>
-        </w:r>
-      </w:hyperlink>
-      <w:hyperlink r:id="rId150">
-        <w:r>
-          <w:rPr>
-            <w:lang w:val="id_ID" w:bidi="id_ID"/>
-          </w:rPr>
-          <w:rPr>
-            <w:color w:val="0000EE"/>
-            <w:u w:val="single"/>
-          </w:rPr>
-          <w:t>ah</w:t>
-        </w:r>
-      </w:hyperlink>
-      <w:hyperlink r:id="rId162">
-        <w:r>
-          <w:rPr>
-            <w:lang w:val="id_ID" w:bidi="id_ID"/>
-          </w:rPr>
-          <w:rPr>
-            <w:color w:val="0000EE"/>
-            <w:u w:val="single"/>
-          </w:rPr>
-          <w:t xml:space="preserve"> 1:13</w:t>
-        </w:r>
-      </w:hyperlink>
+      <w:r>
+        <w:rPr>
+          <w:lang w:val="id_ID" w:bidi="id_ID"/>
+        </w:rPr>
+        <w:t>Kis</w:t>
+      </w:r>
+      <w:r>
+        <w:rPr>
+          <w:lang w:val="id_ID" w:bidi="id_ID"/>
+        </w:rPr>
+        <w:t>ah</w:t>
+      </w:r>
+      <w:r>
+        <w:rPr>
+          <w:lang w:val="id_ID" w:bidi="id_ID"/>
+        </w:rPr>
+        <w:t xml:space="preserve"> 1:13</w:t>
+      </w:r>
       <w:r>
         <w:rPr>
           <w:lang w:val="id_ID" w:bidi="id_ID"/>
         </w:rPr>
         <w:t>). Di rumah-rumah seperti itu kadang-kadang ada hamba/pelayan (</w:t>
       </w:r>
-      <w:hyperlink r:id="rId163">
-        <w:r>
-          <w:rPr>
-            <w:lang w:val="id_ID" w:bidi="id_ID"/>
-          </w:rPr>
-          <w:rPr>
-            <w:color w:val="0000EE"/>
-            <w:u w:val="single"/>
-          </w:rPr>
-          <w:t>Kisah 10:7</w:t>
-        </w:r>
-      </w:hyperlink>
+      <w:r>
+        <w:rPr>
+          <w:lang w:val="id_ID" w:bidi="id_ID"/>
+        </w:rPr>
+        <w:t>Kisah 10:7</w:t>
+      </w:r>
       <w:r>
         <w:rPr>
           <w:lang w:val="id_ID" w:bidi="id_ID"/>
         </w:rPr>
         <w:t>), dan beberapa memiliki ruang tamu (</w:t>
       </w:r>
-      <w:hyperlink r:id="rId164">
-        <w:r>
-          <w:rPr>
-            <w:lang w:val="id_ID" w:bidi="id_ID"/>
-          </w:rPr>
-          <w:rPr>
-            <w:color w:val="0000EE"/>
-            <w:u w:val="single"/>
-          </w:rPr>
-          <w:t>Mrk</w:t>
-        </w:r>
-      </w:hyperlink>
-      <w:hyperlink r:id="rId150">
-        <w:r>
-          <w:rPr>
-            <w:lang w:val="id_ID" w:bidi="id_ID"/>
-          </w:rPr>
-          <w:rPr>
-            <w:color w:val="0000EE"/>
-            <w:u w:val="single"/>
-          </w:rPr>
-          <w:t>.</w:t>
-        </w:r>
-      </w:hyperlink>
-      <w:hyperlink r:id="rId164">
-        <w:r>
-          <w:rPr>
-            <w:lang w:val="id_ID" w:bidi="id_ID"/>
-          </w:rPr>
-          <w:rPr>
-            <w:color w:val="0000EE"/>
-            <w:u w:val="single"/>
-          </w:rPr>
-          <w:t xml:space="preserve"> 14:14</w:t>
-        </w:r>
-      </w:hyperlink>
+      <w:r>
+        <w:rPr>
+          <w:lang w:val="id_ID" w:bidi="id_ID"/>
+        </w:rPr>
+        <w:t>Mrk</w:t>
+      </w:r>
+      <w:r>
+        <w:rPr>
+          <w:lang w:val="id_ID" w:bidi="id_ID"/>
+        </w:rPr>
+        <w:t>.</w:t>
+      </w:r>
+      <w:r>
+        <w:rPr>
+          <w:lang w:val="id_ID" w:bidi="id_ID"/>
+        </w:rPr>
+        <w:t xml:space="preserve"> 14:14</w:t>
+      </w:r>
       <w:r>
         <w:rPr>
           <w:lang w:val="id_ID" w:bidi="id_ID"/>
